--- a/docs/files/f3_文雪_半亩花田_供应链管培生（2027届校招-J10971）.docx
+++ b/docs/files/f3_文雪_半亩花田_供应链管培生（2027届校招-J10971）.docx
@@ -15,7 +15,6 @@
       <w:tblPr>
         <w:tblW w:w="0" w:type="auto"/>
         <w:jc w:val="center"/>
-        <w:tblInd w:w="0" w:type="dxa"/>
         <w:tblLayout w:type="fixed"/>
         <w:tblCellMar>
           <w:left w:w="0" w:type="dxa"/>
@@ -97,6 +96,7 @@
             </w:pPr>
             <w:r>
               <w:rPr>
+                <w:rFonts w:hint="default"/>
                 <w:noProof/>
               </w:rPr>
               <w:pict w14:anchorId="66D4D0FE">
@@ -119,7 +119,7 @@
                   <v:path o:extrusionok="f" gradientshapeok="t" o:connecttype="rect"/>
                   <o:lock v:ext="edit" aspectratio="t"/>
                 </v:shapetype>
-                <v:shape id="_x0000_s2052" type="#_x0000_t75" style="position:absolute;left:0;text-align:left;margin-left:-3.1pt;margin-top:-3.1pt;width:58.05pt;height:81.95pt;z-index:251657728;mso-position-horizontal-relative:text;mso-position-vertical-relative:text">
+                <v:shape id="_x0000_s2052" type="#_x0000_t75" style="position:absolute;left:0;text-align:left;margin-left:-3.1pt;margin-top:-3.1pt;width:58.05pt;height:81.95pt;z-index:1;mso-position-horizontal-relative:text;mso-position-vertical-relative:text">
                   <v:imagedata r:id="rId7" o:title="微信图片_20260311210753_173_4"/>
                 </v:shape>
               </w:pict>
@@ -195,6 +195,7 @@
             <w:pPr>
               <w:spacing w:line="315" w:lineRule="atLeast"/>
               <w:rPr>
+                <w:rFonts w:hint="default"/>
                 <w:sz w:val="21"/>
               </w:rPr>
             </w:pPr>
@@ -223,6 +224,7 @@
           <w:p>
             <w:pPr>
               <w:rPr>
+                <w:rFonts w:hint="default"/>
                 <w:sz w:val="21"/>
               </w:rPr>
             </w:pPr>
@@ -256,19 +258,20 @@
             <w:pPr>
               <w:spacing w:line="315" w:lineRule="atLeast"/>
               <w:rPr>
-                <w:b/>
-                <w:bCs/>
-                <w:sz w:val="21"/>
-              </w:rPr>
-            </w:pPr>
-            <w:r>
-              <w:rPr>
-                <w:rFonts w:ascii="宋体" w:eastAsia="宋体" w:hAnsi="宋体" w:cs="宋体"/>
-                <w:b/>
-                <w:bCs/>
-                <w:sz w:val="21"/>
-              </w:rPr>
-              <w:t xml:space="preserve">求职意向：</w:t>
+                <w:rFonts w:hint="default"/>
+                <w:b/>
+                <w:bCs/>
+                <w:sz w:val="21"/>
+              </w:rPr>
+            </w:pPr>
+            <w:r>
+              <w:rPr>
+                <w:rFonts w:ascii="宋体" w:eastAsia="宋体" w:hAnsi="宋体" w:cs="宋体"/>
+                <w:b/>
+                <w:bCs/>
+                <w:sz w:val="21"/>
+              </w:rPr>
+              <w:t>求职意向：</w:t>
             </w:r>
             <w:r>
               <w:rPr>
@@ -284,35 +287,35 @@
                 <w:rFonts w:ascii="宋体" w:eastAsia="宋体" w:hAnsi="宋体" w:cs="宋体"/>
                 <w:sz w:val="21"/>
               </w:rPr>
-              <w:t xml:space="preserve">供应链管培生（计划</w:t>
-            </w:r>
-            <w:r>
-              <w:rPr>
-                <w:rFonts w:ascii="Times New Roman" w:hAnsi="Times New Roman" w:hint="default"/>
-                <w:sz w:val="21"/>
-              </w:rPr>
-              <w:t xml:space="preserve">/</w:t>
-            </w:r>
-            <w:r>
-              <w:rPr>
-                <w:rFonts w:ascii="宋体" w:eastAsia="宋体" w:hAnsi="宋体" w:cs="宋体"/>
-                <w:sz w:val="21"/>
-              </w:rPr>
-              <w:t xml:space="preserve">采购</w:t>
-            </w:r>
-            <w:r>
-              <w:rPr>
-                <w:rFonts w:ascii="Times New Roman" w:hAnsi="Times New Roman" w:hint="default"/>
-                <w:sz w:val="21"/>
-              </w:rPr>
-              <w:t xml:space="preserve">/</w:t>
-            </w:r>
-            <w:r>
-              <w:rPr>
-                <w:rFonts w:ascii="宋体" w:eastAsia="宋体" w:hAnsi="宋体" w:cs="宋体"/>
-                <w:sz w:val="21"/>
-              </w:rPr>
-              <w:t xml:space="preserve">物流方向）</w:t>
+              <w:t>供应链管培生（计划</w:t>
+            </w:r>
+            <w:r>
+              <w:rPr>
+                <w:rFonts w:ascii="Times New Roman" w:hAnsi="Times New Roman" w:hint="default"/>
+                <w:sz w:val="21"/>
+              </w:rPr>
+              <w:t>/</w:t>
+            </w:r>
+            <w:r>
+              <w:rPr>
+                <w:rFonts w:ascii="宋体" w:eastAsia="宋体" w:hAnsi="宋体" w:cs="宋体"/>
+                <w:sz w:val="21"/>
+              </w:rPr>
+              <w:t>采购</w:t>
+            </w:r>
+            <w:r>
+              <w:rPr>
+                <w:rFonts w:ascii="Times New Roman" w:hAnsi="Times New Roman" w:hint="default"/>
+                <w:sz w:val="21"/>
+              </w:rPr>
+              <w:t>/</w:t>
+            </w:r>
+            <w:r>
+              <w:rPr>
+                <w:rFonts w:ascii="宋体" w:eastAsia="宋体" w:hAnsi="宋体" w:cs="宋体"/>
+                <w:sz w:val="21"/>
+              </w:rPr>
+              <w:t>物流方向）</w:t>
             </w:r>
           </w:p>
         </w:tc>
@@ -324,6 +327,7 @@
           <w:p>
             <w:pPr>
               <w:rPr>
+                <w:rFonts w:hint="default"/>
                 <w:sz w:val="21"/>
               </w:rPr>
             </w:pPr>
@@ -356,96 +360,97 @@
             <w:pPr>
               <w:spacing w:line="315" w:lineRule="atLeast"/>
               <w:rPr>
-                <w:b/>
-                <w:bCs/>
-                <w:sz w:val="21"/>
-              </w:rPr>
-            </w:pPr>
-            <w:r>
-              <w:rPr>
-                <w:rFonts w:ascii="宋体" w:eastAsia="宋体" w:hAnsi="宋体" w:cs="宋体"/>
-                <w:b/>
-                <w:bCs/>
-                <w:sz w:val="21"/>
-              </w:rPr>
-              <w:t xml:space="preserve">个人优势：</w:t>
-            </w:r>
-            <w:r>
-              <w:rPr>
-                <w:rFonts w:ascii="宋体" w:eastAsia="宋体" w:hAnsi="宋体" w:cs="宋体"/>
-                <w:sz w:val="21"/>
-              </w:rPr>
-              <w:t xml:space="preserve">计划与优化：独立构建选址</w:t>
-            </w:r>
-            <w:r>
-              <w:rPr>
-                <w:rFonts w:ascii="Times New Roman" w:hAnsi="Times New Roman" w:hint="default"/>
-                <w:sz w:val="21"/>
-              </w:rPr>
-              <w:t xml:space="preserve">-</w:t>
-            </w:r>
-            <w:r>
-              <w:rPr>
-                <w:rFonts w:ascii="宋体" w:eastAsia="宋体" w:hAnsi="宋体" w:cs="宋体"/>
-                <w:sz w:val="21"/>
-              </w:rPr>
-              <w:t xml:space="preserve">路径双层优化模型（</w:t>
-            </w:r>
-            <w:r>
-              <w:rPr>
-                <w:rFonts w:ascii="Times New Roman" w:hAnsi="Times New Roman" w:hint="default"/>
-                <w:sz w:val="21"/>
-              </w:rPr>
-              <w:t xml:space="preserve">Python</w:t>
-            </w:r>
-            <w:r>
-              <w:rPr>
-                <w:rFonts w:ascii="宋体" w:eastAsia="宋体" w:hAnsi="宋体" w:cs="宋体"/>
-                <w:sz w:val="21"/>
-              </w:rPr>
-              <w:t xml:space="preserve">求解），测算总成本降低</w:t>
-            </w:r>
-            <w:r>
-              <w:rPr>
-                <w:rFonts w:ascii="Times New Roman" w:hAnsi="Times New Roman" w:hint="default"/>
-                <w:sz w:val="21"/>
-              </w:rPr>
-              <w:t xml:space="preserve">18.7%</w:t>
-            </w:r>
-            <w:r>
-              <w:rPr>
-                <w:rFonts w:ascii="宋体" w:eastAsia="宋体" w:hAnsi="宋体" w:cs="宋体"/>
-                <w:sz w:val="21"/>
-              </w:rPr>
-              <w:t xml:space="preserve">、配送时长缩短</w:t>
-            </w:r>
-            <w:r>
-              <w:rPr>
-                <w:rFonts w:ascii="Times New Roman" w:hAnsi="Times New Roman" w:hint="default"/>
-                <w:sz w:val="21"/>
-              </w:rPr>
-              <w:t xml:space="preserve">22.3%</w:t>
-            </w:r>
-            <w:r>
-              <w:rPr>
-                <w:rFonts w:ascii="宋体" w:eastAsia="宋体" w:hAnsi="宋体" w:cs="宋体"/>
-                <w:sz w:val="21"/>
-              </w:rPr>
-              <w:t xml:space="preserve">，具备需求</w:t>
-            </w:r>
-            <w:r>
-              <w:rPr>
-                <w:rFonts w:ascii="Times New Roman" w:hAnsi="Times New Roman" w:hint="default"/>
-                <w:sz w:val="21"/>
-              </w:rPr>
-              <w:t xml:space="preserve">-</w:t>
-            </w:r>
-            <w:r>
-              <w:rPr>
-                <w:rFonts w:ascii="宋体" w:eastAsia="宋体" w:hAnsi="宋体" w:cs="宋体"/>
-                <w:sz w:val="21"/>
-              </w:rPr>
-              <w:t xml:space="preserve">资源平衡与网络优化思维；采购与库存：用友</w:t>
+                <w:rFonts w:hint="default"/>
+                <w:b/>
+                <w:bCs/>
+                <w:sz w:val="21"/>
+              </w:rPr>
+            </w:pPr>
+            <w:r>
+              <w:rPr>
+                <w:rFonts w:ascii="宋体" w:eastAsia="宋体" w:hAnsi="宋体" w:cs="宋体"/>
+                <w:b/>
+                <w:bCs/>
+                <w:sz w:val="21"/>
+              </w:rPr>
+              <w:t>个人优势：</w:t>
+            </w:r>
+            <w:r>
+              <w:rPr>
+                <w:rFonts w:ascii="宋体" w:eastAsia="宋体" w:hAnsi="宋体" w:cs="宋体"/>
+                <w:sz w:val="21"/>
+              </w:rPr>
+              <w:t>计划与优化：独立构建选址</w:t>
+            </w:r>
+            <w:r>
+              <w:rPr>
+                <w:rFonts w:ascii="Times New Roman" w:hAnsi="Times New Roman" w:hint="default"/>
+                <w:sz w:val="21"/>
+              </w:rPr>
+              <w:t>-</w:t>
+            </w:r>
+            <w:r>
+              <w:rPr>
+                <w:rFonts w:ascii="宋体" w:eastAsia="宋体" w:hAnsi="宋体" w:cs="宋体"/>
+                <w:sz w:val="21"/>
+              </w:rPr>
+              <w:t>路径双层优化模型（</w:t>
+            </w:r>
+            <w:r>
+              <w:rPr>
+                <w:rFonts w:ascii="Times New Roman" w:hAnsi="Times New Roman" w:hint="default"/>
+                <w:sz w:val="21"/>
+              </w:rPr>
+              <w:t>Python</w:t>
+            </w:r>
+            <w:r>
+              <w:rPr>
+                <w:rFonts w:ascii="宋体" w:eastAsia="宋体" w:hAnsi="宋体" w:cs="宋体"/>
+                <w:sz w:val="21"/>
+              </w:rPr>
+              <w:t>求解），测算总成本降低</w:t>
+            </w:r>
+            <w:r>
+              <w:rPr>
+                <w:rFonts w:ascii="Times New Roman" w:hAnsi="Times New Roman" w:hint="default"/>
+                <w:sz w:val="21"/>
+              </w:rPr>
+              <w:t>18.7%</w:t>
+            </w:r>
+            <w:r>
+              <w:rPr>
+                <w:rFonts w:ascii="宋体" w:eastAsia="宋体" w:hAnsi="宋体" w:cs="宋体"/>
+                <w:sz w:val="21"/>
+              </w:rPr>
+              <w:t>、配送时长缩短</w:t>
+            </w:r>
+            <w:r>
+              <w:rPr>
+                <w:rFonts w:ascii="Times New Roman" w:hAnsi="Times New Roman" w:hint="default"/>
+                <w:sz w:val="21"/>
+              </w:rPr>
+              <w:t>22.3%</w:t>
+            </w:r>
+            <w:r>
+              <w:rPr>
+                <w:rFonts w:ascii="宋体" w:eastAsia="宋体" w:hAnsi="宋体" w:cs="宋体"/>
+                <w:sz w:val="21"/>
+              </w:rPr>
+              <w:t>，具备需求</w:t>
+            </w:r>
+            <w:r>
+              <w:rPr>
+                <w:rFonts w:ascii="Times New Roman" w:hAnsi="Times New Roman" w:hint="default"/>
+                <w:sz w:val="21"/>
+              </w:rPr>
+              <w:t>-</w:t>
+            </w:r>
+            <w:r>
+              <w:rPr>
+                <w:rFonts w:ascii="宋体" w:eastAsia="宋体" w:hAnsi="宋体" w:cs="宋体"/>
+                <w:sz w:val="21"/>
+              </w:rPr>
+              <w:t>资源平衡与网络优化思维；采购与库存：用友</w:t>
             </w:r>
             <w:r>
               <w:rPr>
@@ -459,105 +464,105 @@
                 <w:rFonts w:ascii="宋体" w:eastAsia="宋体" w:hAnsi="宋体" w:cs="宋体"/>
                 <w:sz w:val="21"/>
               </w:rPr>
-              <w:t xml:space="preserve">采购→入库→调拨→核算全流程实操；瑞幸数十种原辅料盘点</w:t>
-            </w:r>
-            <w:r>
-              <w:rPr>
-                <w:rFonts w:ascii="Times New Roman" w:hAnsi="Times New Roman" w:hint="default"/>
-                <w:sz w:val="21"/>
-              </w:rPr>
-              <w:t xml:space="preserve">/</w:t>
-            </w:r>
-            <w:r>
-              <w:rPr>
-                <w:rFonts w:ascii="宋体" w:eastAsia="宋体" w:hAnsi="宋体" w:cs="宋体"/>
-                <w:sz w:val="21"/>
-              </w:rPr>
-              <w:t xml:space="preserve">效期</w:t>
-            </w:r>
-            <w:r>
-              <w:rPr>
-                <w:rFonts w:ascii="Times New Roman" w:hAnsi="Times New Roman" w:hint="default"/>
-                <w:sz w:val="21"/>
-              </w:rPr>
-              <w:t xml:space="preserve">/</w:t>
-            </w:r>
-            <w:r>
-              <w:rPr>
-                <w:rFonts w:ascii="宋体" w:eastAsia="宋体" w:hAnsi="宋体" w:cs="宋体"/>
-                <w:sz w:val="21"/>
-              </w:rPr>
-              <w:t xml:space="preserve">补货管理经验，理解安全库存与需求波动逻辑；数据敏感：掌握</w:t>
-            </w:r>
-            <w:r>
-              <w:rPr>
-                <w:rFonts w:ascii="Times New Roman" w:hAnsi="Times New Roman" w:hint="default"/>
-                <w:sz w:val="21"/>
-              </w:rPr>
-              <w:t xml:space="preserve">Python/R/SPSS/Excel</w:t>
-            </w:r>
-            <w:r>
-              <w:rPr>
-                <w:rFonts w:ascii="宋体" w:eastAsia="宋体" w:hAnsi="宋体" w:cs="宋体"/>
-                <w:sz w:val="21"/>
-              </w:rPr>
-              <w:t xml:space="preserve">，累计处理</w:t>
-            </w:r>
-            <w:r>
-              <w:rPr>
-                <w:rFonts w:ascii="Times New Roman" w:hAnsi="Times New Roman" w:hint="default"/>
-                <w:sz w:val="21"/>
-              </w:rPr>
-              <w:t xml:space="preserve">4.5</w:t>
-            </w:r>
-            <w:r>
-              <w:rPr>
-                <w:rFonts w:ascii="宋体" w:eastAsia="宋体" w:hAnsi="宋体" w:cs="宋体"/>
-                <w:sz w:val="21"/>
-              </w:rPr>
-              <w:t xml:space="preserve">万</w:t>
-            </w:r>
-            <w:r>
-              <w:rPr>
-                <w:rFonts w:ascii="Times New Roman" w:hAnsi="Times New Roman" w:hint="default"/>
-                <w:sz w:val="21"/>
-              </w:rPr>
-              <w:t xml:space="preserve">+</w:t>
-            </w:r>
-            <w:r>
-              <w:rPr>
-                <w:rFonts w:ascii="宋体" w:eastAsia="宋体" w:hAnsi="宋体" w:cs="宋体"/>
-                <w:sz w:val="21"/>
-              </w:rPr>
-              <w:t xml:space="preserve">条业务数据，能用数据支撑需求预测与计划决策，数据敏感度高；执行与协作：</w:t>
-            </w:r>
-            <w:r>
-              <w:rPr>
-                <w:rFonts w:ascii="Times New Roman" w:hAnsi="Times New Roman" w:hint="default"/>
-                <w:sz w:val="21"/>
-              </w:rPr>
-              <w:t xml:space="preserve">3</w:t>
-            </w:r>
-            <w:r>
-              <w:rPr>
-                <w:rFonts w:ascii="宋体" w:eastAsia="宋体" w:hAnsi="宋体" w:cs="宋体"/>
-                <w:sz w:val="21"/>
-              </w:rPr>
-              <w:t xml:space="preserve">个月项目助理统筹</w:t>
-            </w:r>
-            <w:r>
-              <w:rPr>
-                <w:rFonts w:ascii="Times New Roman" w:hAnsi="Times New Roman" w:hint="default"/>
-                <w:sz w:val="21"/>
-              </w:rPr>
-              <w:t xml:space="preserve">200+</w:t>
-            </w:r>
-            <w:r>
-              <w:rPr>
-                <w:rFonts w:ascii="宋体" w:eastAsia="宋体" w:hAnsi="宋体" w:cs="宋体"/>
-                <w:sz w:val="21"/>
-              </w:rPr>
-              <w:t xml:space="preserve">份材料并建立三级校验机制实现零差错提交；跨部门对接同步进度，善于梳理标准化流程</w:t>
+              <w:t>采购→入库→调拨→核算全流程实操；瑞幸数十种原辅料盘点</w:t>
+            </w:r>
+            <w:r>
+              <w:rPr>
+                <w:rFonts w:ascii="Times New Roman" w:hAnsi="Times New Roman" w:hint="default"/>
+                <w:sz w:val="21"/>
+              </w:rPr>
+              <w:t>/</w:t>
+            </w:r>
+            <w:r>
+              <w:rPr>
+                <w:rFonts w:ascii="宋体" w:eastAsia="宋体" w:hAnsi="宋体" w:cs="宋体"/>
+                <w:sz w:val="21"/>
+              </w:rPr>
+              <w:t>效期</w:t>
+            </w:r>
+            <w:r>
+              <w:rPr>
+                <w:rFonts w:ascii="Times New Roman" w:hAnsi="Times New Roman" w:hint="default"/>
+                <w:sz w:val="21"/>
+              </w:rPr>
+              <w:t>/</w:t>
+            </w:r>
+            <w:r>
+              <w:rPr>
+                <w:rFonts w:ascii="宋体" w:eastAsia="宋体" w:hAnsi="宋体" w:cs="宋体"/>
+                <w:sz w:val="21"/>
+              </w:rPr>
+              <w:t>补货管理经验，理解安全库存与需求波动逻辑；数据敏感：掌握</w:t>
+            </w:r>
+            <w:r>
+              <w:rPr>
+                <w:rFonts w:ascii="Times New Roman" w:hAnsi="Times New Roman" w:hint="default"/>
+                <w:sz w:val="21"/>
+              </w:rPr>
+              <w:t>Python/R/SPSS/Excel</w:t>
+            </w:r>
+            <w:r>
+              <w:rPr>
+                <w:rFonts w:ascii="宋体" w:eastAsia="宋体" w:hAnsi="宋体" w:cs="宋体"/>
+                <w:sz w:val="21"/>
+              </w:rPr>
+              <w:t>，累计处理</w:t>
+            </w:r>
+            <w:r>
+              <w:rPr>
+                <w:rFonts w:ascii="Times New Roman" w:hAnsi="Times New Roman" w:hint="default"/>
+                <w:sz w:val="21"/>
+              </w:rPr>
+              <w:t>4.5</w:t>
+            </w:r>
+            <w:r>
+              <w:rPr>
+                <w:rFonts w:ascii="宋体" w:eastAsia="宋体" w:hAnsi="宋体" w:cs="宋体"/>
+                <w:sz w:val="21"/>
+              </w:rPr>
+              <w:t>万</w:t>
+            </w:r>
+            <w:r>
+              <w:rPr>
+                <w:rFonts w:ascii="Times New Roman" w:hAnsi="Times New Roman" w:hint="default"/>
+                <w:sz w:val="21"/>
+              </w:rPr>
+              <w:t>+</w:t>
+            </w:r>
+            <w:r>
+              <w:rPr>
+                <w:rFonts w:ascii="宋体" w:eastAsia="宋体" w:hAnsi="宋体" w:cs="宋体"/>
+                <w:sz w:val="21"/>
+              </w:rPr>
+              <w:t>条业务数据，能用数据支撑需求预测与计划决策，数据敏感度高；执行与协作：</w:t>
+            </w:r>
+            <w:r>
+              <w:rPr>
+                <w:rFonts w:ascii="Times New Roman" w:hAnsi="Times New Roman" w:hint="default"/>
+                <w:sz w:val="21"/>
+              </w:rPr>
+              <w:t>3</w:t>
+            </w:r>
+            <w:r>
+              <w:rPr>
+                <w:rFonts w:ascii="宋体" w:eastAsia="宋体" w:hAnsi="宋体" w:cs="宋体"/>
+                <w:sz w:val="21"/>
+              </w:rPr>
+              <w:t>个月项目助理统筹</w:t>
+            </w:r>
+            <w:r>
+              <w:rPr>
+                <w:rFonts w:ascii="Times New Roman" w:hAnsi="Times New Roman" w:hint="default"/>
+                <w:sz w:val="21"/>
+              </w:rPr>
+              <w:t>200+</w:t>
+            </w:r>
+            <w:r>
+              <w:rPr>
+                <w:rFonts w:ascii="宋体" w:eastAsia="宋体" w:hAnsi="宋体" w:cs="宋体"/>
+                <w:sz w:val="21"/>
+              </w:rPr>
+              <w:t>份材料并建立三级校验机制实现零差错提交；跨部门对接同步进度，善于梳理标准化流程</w:t>
             </w:r>
           </w:p>
         </w:tc>
@@ -566,6 +571,7 @@
     <w:p>
       <w:pPr>
         <w:rPr>
+          <w:rFonts w:hint="default"/>
           <w:vanish/>
           <w:sz w:val="2"/>
         </w:rPr>
@@ -575,7 +581,6 @@
       <w:tblPr>
         <w:tblW w:w="0" w:type="auto"/>
         <w:jc w:val="center"/>
-        <w:tblInd w:w="0" w:type="dxa"/>
         <w:tblLayout w:type="fixed"/>
         <w:tblCellMar>
           <w:left w:w="0" w:type="dxa"/>
@@ -611,6 +616,9 @@
           <w:p>
             <w:pPr>
               <w:spacing w:line="275" w:lineRule="atLeast"/>
+              <w:rPr>
+                <w:rFonts w:hint="default"/>
+              </w:rPr>
             </w:pPr>
             <w:r>
               <w:rPr>
@@ -647,7 +655,6 @@
             <w:tblPr>
               <w:tblpPr w:leftFromText="180" w:rightFromText="180" w:vertAnchor="page" w:horzAnchor="margin" w:tblpY="1"/>
               <w:tblW w:w="10915" w:type="dxa"/>
-              <w:tblInd w:w="0" w:type="dxa"/>
               <w:tblLayout w:type="fixed"/>
               <w:tblCellMar>
                 <w:left w:w="0" w:type="dxa"/>
@@ -684,6 +691,7 @@
                     <w:spacing w:line="315" w:lineRule="atLeast"/>
                     <w:jc w:val="center"/>
                     <w:rPr>
+                      <w:rFonts w:hint="default"/>
                       <w:sz w:val="21"/>
                     </w:rPr>
                   </w:pPr>
@@ -710,6 +718,7 @@
                   <w:pPr>
                     <w:spacing w:line="315" w:lineRule="atLeast"/>
                     <w:rPr>
+                      <w:rFonts w:hint="default"/>
                       <w:b/>
                       <w:bCs/>
                       <w:sz w:val="21"/>
@@ -747,6 +756,7 @@
                   <w:pPr>
                     <w:spacing w:line="315" w:lineRule="atLeast"/>
                     <w:rPr>
+                      <w:rFonts w:hint="default"/>
                       <w:b/>
                       <w:bCs/>
                       <w:sz w:val="21"/>
@@ -845,6 +855,7 @@
             <w:pPr>
               <w:spacing w:line="275" w:lineRule="atLeast"/>
               <w:rPr>
+                <w:rFonts w:hint="default"/>
                 <w:b/>
                 <w:bCs/>
               </w:rPr>
@@ -856,6 +867,7 @@
     <w:p>
       <w:pPr>
         <w:rPr>
+          <w:rFonts w:hint="default"/>
           <w:vanish/>
         </w:rPr>
       </w:pPr>
@@ -863,6 +875,7 @@
     <w:p>
       <w:pPr>
         <w:rPr>
+          <w:rFonts w:hint="default"/>
           <w:vanish/>
           <w:sz w:val="21"/>
         </w:rPr>
@@ -872,7 +885,6 @@
       <w:tblPr>
         <w:tblW w:w="0" w:type="auto"/>
         <w:jc w:val="center"/>
-        <w:tblInd w:w="0" w:type="dxa"/>
         <w:tblLayout w:type="fixed"/>
         <w:tblCellMar>
           <w:left w:w="0" w:type="dxa"/>
@@ -909,6 +921,7 @@
             <w:pPr>
               <w:spacing w:line="210" w:lineRule="atLeast"/>
               <w:rPr>
+                <w:rFonts w:hint="default"/>
                 <w:sz w:val="21"/>
               </w:rPr>
             </w:pPr>
@@ -1010,6 +1023,7 @@
             <w:pPr>
               <w:spacing w:line="210" w:lineRule="atLeast"/>
               <w:rPr>
+                <w:rFonts w:hint="default"/>
                 <w:sz w:val="21"/>
               </w:rPr>
             </w:pPr>
@@ -1041,52 +1055,53 @@
               <w:spacing w:line="315" w:lineRule="atLeast"/>
               <w:ind w:left="442" w:hanging="442"/>
               <w:rPr>
-                <w:sz w:val="21"/>
-              </w:rPr>
-            </w:pPr>
-            <w:r>
-              <w:rPr>
-                <w:rFonts w:ascii="宋体" w:eastAsia="宋体" w:hAnsi="宋体" w:cs="宋体"/>
-                <w:b/>
-                <w:bCs/>
-                <w:sz w:val="21"/>
-              </w:rPr>
-              <w:t xml:space="preserve">核心课程：</w:t>
-            </w:r>
-            <w:r>
-              <w:rPr>
-                <w:rFonts w:ascii="宋体" w:eastAsia="宋体" w:hAnsi="宋体" w:cs="宋体"/>
-                <w:sz w:val="21"/>
-              </w:rPr>
-              <w:t xml:space="preserve">供应链建模与仿真、</w:t>
-            </w:r>
-            <w:r>
-              <w:rPr>
-                <w:rFonts w:ascii="Times New Roman" w:hAnsi="Times New Roman" w:hint="default"/>
-                <w:sz w:val="21"/>
-              </w:rPr>
-              <w:t xml:space="preserve">ERP</w:t>
-            </w:r>
-            <w:r>
-              <w:rPr>
-                <w:rFonts w:ascii="宋体" w:eastAsia="宋体" w:hAnsi="宋体" w:cs="宋体"/>
-                <w:sz w:val="21"/>
-              </w:rPr>
-              <w:t xml:space="preserve">供应链管理综合实验、供应链资源规划、采购管理、物流管理、统计学、</w:t>
-            </w:r>
-            <w:r>
-              <w:rPr>
-                <w:rFonts w:ascii="Times New Roman" w:hAnsi="Times New Roman" w:hint="default"/>
-                <w:sz w:val="21"/>
-              </w:rPr>
-              <w:t xml:space="preserve">Python</w:t>
-            </w:r>
-            <w:r>
-              <w:rPr>
-                <w:rFonts w:ascii="宋体" w:eastAsia="宋体" w:hAnsi="宋体" w:cs="宋体"/>
-                <w:sz w:val="21"/>
-              </w:rPr>
-              <w:t xml:space="preserve">程序设计、大数据管理与分析</w:t>
+                <w:rFonts w:hint="default"/>
+                <w:sz w:val="21"/>
+              </w:rPr>
+            </w:pPr>
+            <w:r>
+              <w:rPr>
+                <w:rFonts w:ascii="宋体" w:eastAsia="宋体" w:hAnsi="宋体" w:cs="宋体"/>
+                <w:b/>
+                <w:bCs/>
+                <w:sz w:val="21"/>
+              </w:rPr>
+              <w:t>核心课程：</w:t>
+            </w:r>
+            <w:r>
+              <w:rPr>
+                <w:rFonts w:ascii="宋体" w:eastAsia="宋体" w:hAnsi="宋体" w:cs="宋体"/>
+                <w:sz w:val="21"/>
+              </w:rPr>
+              <w:t>供应链建模与仿真、</w:t>
+            </w:r>
+            <w:r>
+              <w:rPr>
+                <w:rFonts w:ascii="Times New Roman" w:hAnsi="Times New Roman" w:hint="default"/>
+                <w:sz w:val="21"/>
+              </w:rPr>
+              <w:t>ERP</w:t>
+            </w:r>
+            <w:r>
+              <w:rPr>
+                <w:rFonts w:ascii="宋体" w:eastAsia="宋体" w:hAnsi="宋体" w:cs="宋体"/>
+                <w:sz w:val="21"/>
+              </w:rPr>
+              <w:t>供应链管理综合实验、供应链资源规划、采购管理、物流管理、统计学、</w:t>
+            </w:r>
+            <w:r>
+              <w:rPr>
+                <w:rFonts w:ascii="Times New Roman" w:hAnsi="Times New Roman" w:hint="default"/>
+                <w:sz w:val="21"/>
+              </w:rPr>
+              <w:t>Python</w:t>
+            </w:r>
+            <w:r>
+              <w:rPr>
+                <w:rFonts w:ascii="宋体" w:eastAsia="宋体" w:hAnsi="宋体" w:cs="宋体"/>
+                <w:sz w:val="21"/>
+              </w:rPr>
+              <w:t>程序设计、大数据管理与分析</w:t>
             </w:r>
           </w:p>
         </w:tc>
@@ -1116,6 +1131,7 @@
             <w:pPr>
               <w:spacing w:line="210" w:lineRule="atLeast"/>
               <w:rPr>
+                <w:rFonts w:hint="default"/>
                 <w:sz w:val="21"/>
               </w:rPr>
             </w:pPr>
@@ -1146,52 +1162,53 @@
               </w:numPr>
               <w:spacing w:line="315" w:lineRule="atLeast"/>
               <w:rPr>
-                <w:sz w:val="21"/>
-              </w:rPr>
-            </w:pPr>
-            <w:r>
-              <w:rPr>
-                <w:rFonts w:ascii="宋体" w:eastAsia="宋体" w:hAnsi="宋体" w:cs="宋体"/>
-                <w:b/>
-                <w:bCs/>
-                <w:sz w:val="21"/>
-              </w:rPr>
-              <w:t xml:space="preserve">荣誉奖励：</w:t>
-            </w:r>
-            <w:r>
-              <w:rPr>
-                <w:rFonts w:ascii="宋体" w:eastAsia="宋体" w:hAnsi="宋体" w:cs="宋体"/>
-                <w:sz w:val="21"/>
-              </w:rPr>
-              <w:t xml:space="preserve">山东大学</w:t>
-            </w:r>
-            <w:r>
-              <w:rPr>
-                <w:rFonts w:ascii="Times New Roman" w:hAnsi="Times New Roman" w:hint="default"/>
-                <w:sz w:val="21"/>
-              </w:rPr>
-              <w:t xml:space="preserve">2024</w:t>
-            </w:r>
-            <w:r>
-              <w:rPr>
-                <w:rFonts w:ascii="宋体" w:eastAsia="宋体" w:hAnsi="宋体" w:cs="宋体"/>
-                <w:sz w:val="21"/>
-              </w:rPr>
-              <w:t xml:space="preserve">—</w:t>
-            </w:r>
-            <w:r>
-              <w:rPr>
-                <w:rFonts w:ascii="Times New Roman" w:hAnsi="Times New Roman" w:hint="default"/>
-                <w:sz w:val="21"/>
-              </w:rPr>
-              <w:t xml:space="preserve">2025</w:t>
-            </w:r>
-            <w:r>
-              <w:rPr>
-                <w:rFonts w:ascii="宋体" w:eastAsia="宋体" w:hAnsi="宋体" w:cs="宋体"/>
-                <w:sz w:val="21"/>
-              </w:rPr>
-              <w:t xml:space="preserve">年暑期社会实践专项优秀等级</w:t>
+                <w:rFonts w:hint="default"/>
+                <w:sz w:val="21"/>
+              </w:rPr>
+            </w:pPr>
+            <w:r>
+              <w:rPr>
+                <w:rFonts w:ascii="宋体" w:eastAsia="宋体" w:hAnsi="宋体" w:cs="宋体"/>
+                <w:b/>
+                <w:bCs/>
+                <w:sz w:val="21"/>
+              </w:rPr>
+              <w:t>荣誉奖励：</w:t>
+            </w:r>
+            <w:r>
+              <w:rPr>
+                <w:rFonts w:ascii="宋体" w:eastAsia="宋体" w:hAnsi="宋体" w:cs="宋体"/>
+                <w:sz w:val="21"/>
+              </w:rPr>
+              <w:t>山东大学</w:t>
+            </w:r>
+            <w:r>
+              <w:rPr>
+                <w:rFonts w:ascii="Times New Roman" w:hAnsi="Times New Roman" w:hint="default"/>
+                <w:sz w:val="21"/>
+              </w:rPr>
+              <w:t>2024</w:t>
+            </w:r>
+            <w:r>
+              <w:rPr>
+                <w:rFonts w:ascii="宋体" w:eastAsia="宋体" w:hAnsi="宋体" w:cs="宋体"/>
+                <w:sz w:val="21"/>
+              </w:rPr>
+              <w:t>—</w:t>
+            </w:r>
+            <w:r>
+              <w:rPr>
+                <w:rFonts w:ascii="Times New Roman" w:hAnsi="Times New Roman" w:hint="default"/>
+                <w:sz w:val="21"/>
+              </w:rPr>
+              <w:t>2025</w:t>
+            </w:r>
+            <w:r>
+              <w:rPr>
+                <w:rFonts w:ascii="宋体" w:eastAsia="宋体" w:hAnsi="宋体" w:cs="宋体"/>
+                <w:sz w:val="21"/>
+              </w:rPr>
+              <w:t>年暑期社会实践专项优秀等级</w:t>
             </w:r>
           </w:p>
         </w:tc>
@@ -1200,6 +1217,7 @@
     <w:p>
       <w:pPr>
         <w:rPr>
+          <w:rFonts w:hint="default"/>
           <w:vanish/>
           <w:sz w:val="21"/>
         </w:rPr>
@@ -1208,6 +1226,7 @@
     <w:p>
       <w:pPr>
         <w:rPr>
+          <w:rFonts w:hint="default"/>
           <w:vanish/>
           <w:sz w:val="2"/>
         </w:rPr>
@@ -1216,6 +1235,7 @@
     <w:p>
       <w:pPr>
         <w:rPr>
+          <w:rFonts w:hint="default"/>
           <w:vanish/>
         </w:rPr>
       </w:pPr>
@@ -1223,6 +1243,7 @@
     <w:p>
       <w:pPr>
         <w:rPr>
+          <w:rFonts w:hint="default"/>
           <w:vanish/>
           <w:sz w:val="21"/>
         </w:rPr>
@@ -1231,6 +1252,7 @@
     <w:p>
       <w:pPr>
         <w:rPr>
+          <w:rFonts w:hint="default"/>
           <w:vanish/>
           <w:sz w:val="21"/>
         </w:rPr>
@@ -1239,6 +1261,7 @@
     <w:p>
       <w:pPr>
         <w:rPr>
+          <w:rFonts w:hint="default"/>
           <w:vanish/>
           <w:sz w:val="2"/>
         </w:rPr>
@@ -1248,7 +1271,6 @@
       <w:tblPr>
         <w:tblW w:w="0" w:type="auto"/>
         <w:jc w:val="center"/>
-        <w:tblInd w:w="0" w:type="dxa"/>
         <w:tblLayout w:type="fixed"/>
         <w:tblCellMar>
           <w:left w:w="0" w:type="dxa"/>
@@ -1258,26 +1280,22 @@
       </w:tblPr>
       <w:tblGrid>
         <w:gridCol w:w="695"/>
-        <w:gridCol w:w="156"/>
-        <w:gridCol w:w="28"/>
-        <w:gridCol w:w="667"/>
-        <w:gridCol w:w="2835"/>
-        <w:gridCol w:w="2189"/>
-        <w:gridCol w:w="504"/>
+        <w:gridCol w:w="184"/>
+        <w:gridCol w:w="3502"/>
+        <w:gridCol w:w="2693"/>
         <w:gridCol w:w="3669"/>
-        <w:gridCol w:w="851"/>
-        <w:gridCol w:w="29"/>
+        <w:gridCol w:w="880"/>
       </w:tblGrid>
       <w:tr>
         <w:trPr>
-          <w:gridBefore w:val="3"/>
+          <w:gridBefore w:val="2"/>
           <w:wBefore w:w="879" w:type="dxa"/>
           <w:jc w:val="center"/>
         </w:trPr>
         <w:tc>
           <w:tcPr>
             <w:tcW w:w="10744" w:type="dxa"/>
-            <w:gridSpan w:val="7"/>
+            <w:gridSpan w:val="4"/>
             <w:tcBorders>
               <w:top w:val="nil"/>
               <w:left w:val="nil"/>
@@ -1297,7 +1315,7 @@
             <w:pPr>
               <w:spacing w:line="275" w:lineRule="atLeast"/>
               <w:rPr>
-                <w:rFonts w:ascii="Times New Roman" w:hAnsi="Times New Roman"/>
+                <w:rFonts w:ascii="Times New Roman" w:hAnsi="Times New Roman" w:hint="default"/>
                 <w:b/>
                 <w:bCs/>
               </w:rPr>
@@ -1323,7 +1341,7 @@
       </w:tr>
       <w:tr>
         <w:trPr>
-          <w:gridAfter w:val="2"/>
+          <w:gridAfter w:val="1"/>
           <w:wAfter w:w="880" w:type="dxa"/>
           <w:jc w:val="center"/>
         </w:trPr>
@@ -1348,7 +1366,7 @@
             <w:pPr>
               <w:spacing w:line="315" w:lineRule="atLeast"/>
               <w:rPr>
-                <w:rFonts w:ascii="Times New Roman" w:hAnsi="Times New Roman"/>
+                <w:rFonts w:ascii="Times New Roman" w:hAnsi="Times New Roman" w:hint="default"/>
                 <w:sz w:val="21"/>
               </w:rPr>
             </w:pPr>
@@ -1357,7 +1375,7 @@
         <w:tc>
           <w:tcPr>
             <w:tcW w:w="3686" w:type="dxa"/>
-            <w:gridSpan w:val="4"/>
+            <w:gridSpan w:val="2"/>
             <w:tcBorders>
               <w:top w:val="nil"/>
               <w:left w:val="nil"/>
@@ -1376,43 +1394,24 @@
             <w:pPr>
               <w:spacing w:line="315" w:lineRule="atLeast"/>
               <w:rPr>
-                <w:rFonts w:ascii="Times New Roman" w:hAnsi="Times New Roman"/>
-                <w:sz w:val="21"/>
-              </w:rPr>
-            </w:pPr>
-            <w:r>
-              <w:rPr>
-                <w:rFonts w:ascii="宋体" w:eastAsia="宋体" w:hAnsi="宋体" w:cs="宋体"/>
-                <w:b/>
-                <w:bCs/>
-                <w:sz w:val="21"/>
-              </w:rPr>
-              <w:t xml:space="preserve">社区团购末端网络优化（需求</w:t>
-            </w:r>
-            <w:r>
-              <w:rPr>
-                <w:rFonts w:ascii="Times New Roman" w:eastAsia="宋体" w:hAnsi="Times New Roman" w:cs="宋体"/>
-                <w:b/>
-                <w:bCs/>
-                <w:sz w:val="21"/>
-              </w:rPr>
-              <w:t xml:space="preserve">-</w:t>
-            </w:r>
-            <w:r>
-              <w:rPr>
-                <w:rFonts w:ascii="宋体" w:eastAsia="宋体" w:hAnsi="宋体" w:cs="宋体"/>
-                <w:b/>
-                <w:bCs/>
-                <w:sz w:val="21"/>
-              </w:rPr>
-              <w:t xml:space="preserve">资源平衡）</w:t>
+                <w:rFonts w:ascii="Times New Roman" w:hAnsi="Times New Roman" w:hint="default"/>
+                <w:sz w:val="21"/>
+              </w:rPr>
+            </w:pPr>
+            <w:r>
+              <w:rPr>
+                <w:rFonts w:ascii="宋体" w:eastAsia="宋体" w:hAnsi="宋体" w:cs="宋体"/>
+                <w:b/>
+                <w:bCs/>
+                <w:sz w:val="21"/>
+              </w:rPr>
+              <w:t>社区团购末端网络优化</w:t>
             </w:r>
           </w:p>
         </w:tc>
         <w:tc>
           <w:tcPr>
             <w:tcW w:w="2693" w:type="dxa"/>
-            <w:gridSpan w:val="2"/>
             <w:tcBorders>
               <w:top w:val="nil"/>
               <w:left w:val="nil"/>
@@ -1425,20 +1424,20 @@
             <w:pPr>
               <w:spacing w:line="315" w:lineRule="atLeast"/>
               <w:rPr>
-                <w:rFonts w:ascii="Times New Roman" w:eastAsia="等线" w:hAnsi="Times New Roman"/>
-                <w:b/>
-                <w:bCs/>
-                <w:sz w:val="21"/>
-              </w:rPr>
-            </w:pPr>
-            <w:r>
-              <w:rPr>
-                <w:rFonts w:ascii="宋体" w:eastAsia="宋体" w:hAnsi="宋体" w:cs="宋体"/>
-                <w:b/>
-                <w:bCs/>
-                <w:sz w:val="21"/>
-              </w:rPr>
-              <w:t xml:space="preserve">项目负责人</w:t>
+                <w:rFonts w:ascii="Times New Roman" w:eastAsia="等线" w:hAnsi="Times New Roman" w:hint="default"/>
+                <w:b/>
+                <w:bCs/>
+                <w:sz w:val="21"/>
+              </w:rPr>
+            </w:pPr>
+            <w:r>
+              <w:rPr>
+                <w:rFonts w:ascii="宋体" w:eastAsia="宋体" w:hAnsi="宋体" w:cs="宋体"/>
+                <w:b/>
+                <w:bCs/>
+                <w:sz w:val="21"/>
+              </w:rPr>
+              <w:t>项目负责人</w:t>
             </w:r>
           </w:p>
         </w:tc>
@@ -1470,14 +1469,14 @@
                 <w:bCs/>
                 <w:sz w:val="21"/>
               </w:rPr>
-              <w:t xml:space="preserve">2026.03-2026.06</w:t>
+              <w:t>2026.03-2026.06</w:t>
             </w:r>
           </w:p>
         </w:tc>
       </w:tr>
       <w:tr>
         <w:trPr>
-          <w:gridAfter w:val="2"/>
+          <w:gridAfter w:val="1"/>
           <w:wAfter w:w="880" w:type="dxa"/>
           <w:jc w:val="center"/>
         </w:trPr>
@@ -1502,7 +1501,7 @@
             <w:pPr>
               <w:spacing w:line="315" w:lineRule="atLeast"/>
               <w:rPr>
-                <w:rFonts w:ascii="Times New Roman" w:hAnsi="Times New Roman"/>
+                <w:rFonts w:ascii="Times New Roman" w:hAnsi="Times New Roman" w:hint="default"/>
                 <w:sz w:val="21"/>
               </w:rPr>
             </w:pPr>
@@ -1511,7 +1510,7 @@
         <w:tc>
           <w:tcPr>
             <w:tcW w:w="10048" w:type="dxa"/>
-            <w:gridSpan w:val="7"/>
+            <w:gridSpan w:val="4"/>
             <w:tcBorders>
               <w:top w:val="nil"/>
               <w:left w:val="nil"/>
@@ -1543,63 +1542,63 @@
                 <w:rFonts w:ascii="宋体" w:eastAsia="宋体" w:hAnsi="宋体" w:cs="宋体"/>
                 <w:sz w:val="21"/>
               </w:rPr>
-              <w:t xml:space="preserve">针对自提点布局零散、需求波动大的痛点，基于</w:t>
-            </w:r>
-            <w:r>
-              <w:rPr>
-                <w:rFonts w:ascii="Times New Roman" w:hAnsi="Times New Roman" w:hint="default"/>
-                <w:sz w:val="21"/>
-              </w:rPr>
-              <w:t xml:space="preserve">15</w:t>
-            </w:r>
-            <w:r>
-              <w:rPr>
-                <w:rFonts w:ascii="宋体" w:eastAsia="宋体" w:hAnsi="宋体" w:cs="宋体"/>
-                <w:sz w:val="21"/>
-              </w:rPr>
-              <w:t xml:space="preserve">个候选点、日均</w:t>
-            </w:r>
-            <w:r>
-              <w:rPr>
-                <w:rFonts w:ascii="Times New Roman" w:hAnsi="Times New Roman" w:hint="default"/>
-                <w:sz w:val="21"/>
-              </w:rPr>
-              <w:t xml:space="preserve">345</w:t>
-            </w:r>
-            <w:r>
-              <w:rPr>
-                <w:rFonts w:ascii="宋体" w:eastAsia="宋体" w:hAnsi="宋体" w:cs="宋体"/>
-                <w:sz w:val="21"/>
-              </w:rPr>
-              <w:t xml:space="preserve">单真实数据，构建选址</w:t>
-            </w:r>
-            <w:r>
-              <w:rPr>
-                <w:rFonts w:ascii="Times New Roman" w:hAnsi="Times New Roman" w:hint="default"/>
-                <w:sz w:val="21"/>
-              </w:rPr>
-              <w:t xml:space="preserve">-</w:t>
-            </w:r>
-            <w:r>
-              <w:rPr>
-                <w:rFonts w:ascii="宋体" w:eastAsia="宋体" w:hAnsi="宋体" w:cs="宋体"/>
-                <w:sz w:val="21"/>
-              </w:rPr>
-              <w:t xml:space="preserve">路径双层优化模型并用</w:t>
-            </w:r>
-            <w:r>
-              <w:rPr>
-                <w:rFonts w:ascii="Times New Roman" w:hAnsi="Times New Roman" w:hint="default"/>
-                <w:sz w:val="21"/>
-              </w:rPr>
-              <w:t xml:space="preserve">Python</w:t>
-            </w:r>
-            <w:r>
-              <w:rPr>
-                <w:rFonts w:ascii="宋体" w:eastAsia="宋体" w:hAnsi="宋体" w:cs="宋体"/>
-                <w:sz w:val="21"/>
-              </w:rPr>
-              <w:t xml:space="preserve">求解</w:t>
+              <w:t>针对自提点布局零散、需求波动大的痛点，基于</w:t>
+            </w:r>
+            <w:r>
+              <w:rPr>
+                <w:rFonts w:ascii="Times New Roman" w:hAnsi="Times New Roman" w:hint="default"/>
+                <w:sz w:val="21"/>
+              </w:rPr>
+              <w:t>15</w:t>
+            </w:r>
+            <w:r>
+              <w:rPr>
+                <w:rFonts w:ascii="宋体" w:eastAsia="宋体" w:hAnsi="宋体" w:cs="宋体"/>
+                <w:sz w:val="21"/>
+              </w:rPr>
+              <w:t>个候选点、日均</w:t>
+            </w:r>
+            <w:r>
+              <w:rPr>
+                <w:rFonts w:ascii="Times New Roman" w:hAnsi="Times New Roman" w:hint="default"/>
+                <w:sz w:val="21"/>
+              </w:rPr>
+              <w:t>345</w:t>
+            </w:r>
+            <w:r>
+              <w:rPr>
+                <w:rFonts w:ascii="宋体" w:eastAsia="宋体" w:hAnsi="宋体" w:cs="宋体"/>
+                <w:sz w:val="21"/>
+              </w:rPr>
+              <w:t>单真实数据，构建选址</w:t>
+            </w:r>
+            <w:r>
+              <w:rPr>
+                <w:rFonts w:ascii="Times New Roman" w:hAnsi="Times New Roman" w:hint="default"/>
+                <w:sz w:val="21"/>
+              </w:rPr>
+              <w:t>-</w:t>
+            </w:r>
+            <w:r>
+              <w:rPr>
+                <w:rFonts w:ascii="宋体" w:eastAsia="宋体" w:hAnsi="宋体" w:cs="宋体"/>
+                <w:sz w:val="21"/>
+              </w:rPr>
+              <w:t>路径双层优化模型并用</w:t>
+            </w:r>
+            <w:r>
+              <w:rPr>
+                <w:rFonts w:ascii="Times New Roman" w:hAnsi="Times New Roman" w:hint="default"/>
+                <w:sz w:val="21"/>
+              </w:rPr>
+              <w:t>Python</w:t>
+            </w:r>
+            <w:r>
+              <w:rPr>
+                <w:rFonts w:ascii="宋体" w:eastAsia="宋体" w:hAnsi="宋体" w:cs="宋体"/>
+                <w:sz w:val="21"/>
+              </w:rPr>
+              <w:t>求解</w:t>
             </w:r>
           </w:p>
           <w:p>
@@ -1619,126 +1618,126 @@
                 <w:rFonts w:ascii="宋体" w:eastAsia="宋体" w:hAnsi="宋体" w:cs="宋体"/>
                 <w:sz w:val="21"/>
               </w:rPr>
-              <w:t xml:space="preserve">输出“</w:t>
-            </w:r>
-            <w:r>
-              <w:rPr>
-                <w:rFonts w:ascii="Times New Roman" w:hAnsi="Times New Roman" w:hint="default"/>
-                <w:sz w:val="21"/>
-              </w:rPr>
-              <w:t xml:space="preserve">2</w:t>
-            </w:r>
-            <w:r>
-              <w:rPr>
-                <w:rFonts w:ascii="宋体" w:eastAsia="宋体" w:hAnsi="宋体" w:cs="宋体"/>
-                <w:sz w:val="21"/>
-              </w:rPr>
-              <w:t xml:space="preserve">核心点</w:t>
-            </w:r>
-            <w:r>
-              <w:rPr>
-                <w:rFonts w:ascii="Times New Roman" w:hAnsi="Times New Roman" w:hint="default"/>
-                <w:sz w:val="21"/>
-              </w:rPr>
-              <w:t xml:space="preserve">+4</w:t>
-            </w:r>
-            <w:r>
-              <w:rPr>
-                <w:rFonts w:ascii="宋体" w:eastAsia="宋体" w:hAnsi="宋体" w:cs="宋体"/>
-                <w:sz w:val="21"/>
-              </w:rPr>
-              <w:t xml:space="preserve">动态临时点”弹性布局方案：总成本降低</w:t>
-            </w:r>
-            <w:r>
-              <w:rPr>
-                <w:rFonts w:ascii="Times New Roman" w:hAnsi="Times New Roman" w:hint="default"/>
-                <w:sz w:val="21"/>
-              </w:rPr>
-              <w:t xml:space="preserve">18.7%</w:t>
-            </w:r>
-            <w:r>
-              <w:rPr>
-                <w:rFonts w:ascii="宋体" w:eastAsia="宋体" w:hAnsi="宋体" w:cs="宋体"/>
-                <w:sz w:val="21"/>
-              </w:rPr>
-              <w:t xml:space="preserve">、老年覆盖率</w:t>
-            </w:r>
-            <w:r>
-              <w:rPr>
-                <w:rFonts w:ascii="Times New Roman" w:hAnsi="Times New Roman" w:hint="default"/>
-                <w:sz w:val="21"/>
-              </w:rPr>
-              <w:t xml:space="preserve">53.4%</w:t>
-            </w:r>
-            <w:r>
-              <w:rPr>
-                <w:rFonts w:ascii="宋体" w:eastAsia="宋体" w:hAnsi="宋体" w:cs="宋体"/>
-                <w:sz w:val="21"/>
-              </w:rPr>
-              <w:t xml:space="preserve">→</w:t>
-            </w:r>
-            <w:r>
-              <w:rPr>
-                <w:rFonts w:ascii="Times New Roman" w:hAnsi="Times New Roman" w:hint="default"/>
-                <w:sz w:val="21"/>
-              </w:rPr>
-              <w:t xml:space="preserve">87.3%</w:t>
-            </w:r>
-            <w:r>
-              <w:rPr>
-                <w:rFonts w:ascii="宋体" w:eastAsia="宋体" w:hAnsi="宋体" w:cs="宋体"/>
-                <w:sz w:val="21"/>
-              </w:rPr>
-              <w:t xml:space="preserve">、配送时长缩短</w:t>
-            </w:r>
-            <w:r>
-              <w:rPr>
-                <w:rFonts w:ascii="Times New Roman" w:hAnsi="Times New Roman" w:hint="default"/>
-                <w:sz w:val="21"/>
-              </w:rPr>
-              <w:t xml:space="preserve">22.3%</w:t>
-            </w:r>
-            <w:r>
-              <w:rPr>
-                <w:rFonts w:ascii="宋体" w:eastAsia="宋体" w:hAnsi="宋体" w:cs="宋体"/>
-                <w:sz w:val="21"/>
-              </w:rPr>
-              <w:t xml:space="preserve">，可响应周末</w:t>
-            </w:r>
-            <w:r>
-              <w:rPr>
-                <w:rFonts w:ascii="Times New Roman" w:hAnsi="Times New Roman" w:hint="default"/>
-                <w:sz w:val="21"/>
-              </w:rPr>
-              <w:t xml:space="preserve">29.9%</w:t>
-            </w:r>
-            <w:r>
-              <w:rPr>
-                <w:rFonts w:ascii="宋体" w:eastAsia="宋体" w:hAnsi="宋体" w:cs="宋体"/>
-                <w:sz w:val="21"/>
-              </w:rPr>
-              <w:t xml:space="preserve">、促销日</w:t>
-            </w:r>
-            <w:r>
-              <w:rPr>
-                <w:rFonts w:ascii="Times New Roman" w:hAnsi="Times New Roman" w:hint="default"/>
-                <w:sz w:val="21"/>
-              </w:rPr>
-              <w:t xml:space="preserve">50.7%</w:t>
-            </w:r>
-            <w:r>
-              <w:rPr>
-                <w:rFonts w:ascii="宋体" w:eastAsia="宋体" w:hAnsi="宋体" w:cs="宋体"/>
-                <w:sz w:val="21"/>
-              </w:rPr>
-              <w:t xml:space="preserve">需求波动，验证计划端供需平衡方法论</w:t>
+              <w:t>输出“</w:t>
+            </w:r>
+            <w:r>
+              <w:rPr>
+                <w:rFonts w:ascii="Times New Roman" w:hAnsi="Times New Roman" w:hint="default"/>
+                <w:sz w:val="21"/>
+              </w:rPr>
+              <w:t>2</w:t>
+            </w:r>
+            <w:r>
+              <w:rPr>
+                <w:rFonts w:ascii="宋体" w:eastAsia="宋体" w:hAnsi="宋体" w:cs="宋体"/>
+                <w:sz w:val="21"/>
+              </w:rPr>
+              <w:t>核心点</w:t>
+            </w:r>
+            <w:r>
+              <w:rPr>
+                <w:rFonts w:ascii="Times New Roman" w:hAnsi="Times New Roman" w:hint="default"/>
+                <w:sz w:val="21"/>
+              </w:rPr>
+              <w:t>+4</w:t>
+            </w:r>
+            <w:r>
+              <w:rPr>
+                <w:rFonts w:ascii="宋体" w:eastAsia="宋体" w:hAnsi="宋体" w:cs="宋体"/>
+                <w:sz w:val="21"/>
+              </w:rPr>
+              <w:t>动态临时点”弹性布局方案：总成本降低</w:t>
+            </w:r>
+            <w:r>
+              <w:rPr>
+                <w:rFonts w:ascii="Times New Roman" w:hAnsi="Times New Roman" w:hint="default"/>
+                <w:sz w:val="21"/>
+              </w:rPr>
+              <w:t>18.7%</w:t>
+            </w:r>
+            <w:r>
+              <w:rPr>
+                <w:rFonts w:ascii="宋体" w:eastAsia="宋体" w:hAnsi="宋体" w:cs="宋体"/>
+                <w:sz w:val="21"/>
+              </w:rPr>
+              <w:t>、老年覆盖率</w:t>
+            </w:r>
+            <w:r>
+              <w:rPr>
+                <w:rFonts w:ascii="Times New Roman" w:hAnsi="Times New Roman" w:hint="default"/>
+                <w:sz w:val="21"/>
+              </w:rPr>
+              <w:t>53.4%</w:t>
+            </w:r>
+            <w:r>
+              <w:rPr>
+                <w:rFonts w:ascii="宋体" w:eastAsia="宋体" w:hAnsi="宋体" w:cs="宋体"/>
+                <w:sz w:val="21"/>
+              </w:rPr>
+              <w:t>→</w:t>
+            </w:r>
+            <w:r>
+              <w:rPr>
+                <w:rFonts w:ascii="Times New Roman" w:hAnsi="Times New Roman" w:hint="default"/>
+                <w:sz w:val="21"/>
+              </w:rPr>
+              <w:t>87.3%</w:t>
+            </w:r>
+            <w:r>
+              <w:rPr>
+                <w:rFonts w:ascii="宋体" w:eastAsia="宋体" w:hAnsi="宋体" w:cs="宋体"/>
+                <w:sz w:val="21"/>
+              </w:rPr>
+              <w:t>、配送时长缩短</w:t>
+            </w:r>
+            <w:r>
+              <w:rPr>
+                <w:rFonts w:ascii="Times New Roman" w:hAnsi="Times New Roman" w:hint="default"/>
+                <w:sz w:val="21"/>
+              </w:rPr>
+              <w:t>22.3%</w:t>
+            </w:r>
+            <w:r>
+              <w:rPr>
+                <w:rFonts w:ascii="宋体" w:eastAsia="宋体" w:hAnsi="宋体" w:cs="宋体"/>
+                <w:sz w:val="21"/>
+              </w:rPr>
+              <w:t>，可响应周末</w:t>
+            </w:r>
+            <w:r>
+              <w:rPr>
+                <w:rFonts w:ascii="Times New Roman" w:hAnsi="Times New Roman" w:hint="default"/>
+                <w:sz w:val="21"/>
+              </w:rPr>
+              <w:t>29.9%</w:t>
+            </w:r>
+            <w:r>
+              <w:rPr>
+                <w:rFonts w:ascii="宋体" w:eastAsia="宋体" w:hAnsi="宋体" w:cs="宋体"/>
+                <w:sz w:val="21"/>
+              </w:rPr>
+              <w:t>、促销日</w:t>
+            </w:r>
+            <w:r>
+              <w:rPr>
+                <w:rFonts w:ascii="Times New Roman" w:hAnsi="Times New Roman" w:hint="default"/>
+                <w:sz w:val="21"/>
+              </w:rPr>
+              <w:t>50.7%</w:t>
+            </w:r>
+            <w:r>
+              <w:rPr>
+                <w:rFonts w:ascii="宋体" w:eastAsia="宋体" w:hAnsi="宋体" w:cs="宋体"/>
+                <w:sz w:val="21"/>
+              </w:rPr>
+              <w:t>需求波动，验证计划端供需平衡方法论</w:t>
             </w:r>
           </w:p>
         </w:tc>
       </w:tr>
       <w:tr>
         <w:trPr>
-          <w:gridAfter w:val="2"/>
+          <w:gridAfter w:val="1"/>
           <w:wAfter w:w="880" w:type="dxa"/>
           <w:jc w:val="center"/>
         </w:trPr>
@@ -1763,7 +1762,7 @@
             <w:pPr>
               <w:spacing w:line="315" w:lineRule="atLeast"/>
               <w:rPr>
-                <w:rFonts w:ascii="Times New Roman" w:hAnsi="Times New Roman"/>
+                <w:rFonts w:ascii="Times New Roman" w:hAnsi="Times New Roman" w:hint="default"/>
                 <w:sz w:val="21"/>
               </w:rPr>
             </w:pPr>
@@ -1772,7 +1771,7 @@
         <w:tc>
           <w:tcPr>
             <w:tcW w:w="3686" w:type="dxa"/>
-            <w:gridSpan w:val="4"/>
+            <w:gridSpan w:val="2"/>
             <w:tcBorders>
               <w:top w:val="nil"/>
               <w:left w:val="nil"/>
@@ -1791,7 +1790,7 @@
             <w:pPr>
               <w:spacing w:line="315" w:lineRule="atLeast"/>
               <w:rPr>
-                <w:rFonts w:ascii="Times New Roman" w:hAnsi="Times New Roman"/>
+                <w:rFonts w:ascii="Times New Roman" w:hAnsi="Times New Roman" w:hint="default"/>
                 <w:sz w:val="21"/>
               </w:rPr>
             </w:pPr>
@@ -1802,41 +1801,22 @@
                 <w:bCs/>
                 <w:sz w:val="21"/>
               </w:rPr>
-              <w:t xml:space="preserve">ERP</w:t>
-            </w:r>
-            <w:r>
-              <w:rPr>
-                <w:rFonts w:ascii="宋体" w:eastAsia="宋体" w:hAnsi="宋体" w:cs="宋体"/>
-                <w:b/>
-                <w:bCs/>
-                <w:sz w:val="21"/>
-              </w:rPr>
-              <w:t xml:space="preserve">供应链全流程模拟操作（采购</w:t>
-            </w:r>
-            <w:r>
-              <w:rPr>
-                <w:rFonts w:ascii="Times New Roman" w:eastAsia="宋体" w:hAnsi="Times New Roman" w:cs="宋体"/>
-                <w:b/>
-                <w:bCs/>
-                <w:sz w:val="21"/>
-              </w:rPr>
-              <w:t xml:space="preserve">-</w:t>
-            </w:r>
-            <w:r>
-              <w:rPr>
-                <w:rFonts w:ascii="宋体" w:eastAsia="宋体" w:hAnsi="宋体" w:cs="宋体"/>
-                <w:b/>
-                <w:bCs/>
-                <w:sz w:val="21"/>
-              </w:rPr>
-              <w:t xml:space="preserve">库存链路）</w:t>
+              <w:t>ERP</w:t>
+            </w:r>
+            <w:r>
+              <w:rPr>
+                <w:rFonts w:ascii="宋体" w:eastAsia="宋体" w:hAnsi="宋体" w:cs="宋体"/>
+                <w:b/>
+                <w:bCs/>
+                <w:sz w:val="21"/>
+              </w:rPr>
+              <w:t>供应链全流程模拟操作</w:t>
             </w:r>
           </w:p>
         </w:tc>
         <w:tc>
           <w:tcPr>
             <w:tcW w:w="2693" w:type="dxa"/>
-            <w:gridSpan w:val="2"/>
             <w:tcBorders>
               <w:top w:val="nil"/>
               <w:left w:val="nil"/>
@@ -1849,20 +1829,20 @@
             <w:pPr>
               <w:spacing w:line="315" w:lineRule="atLeast"/>
               <w:rPr>
-                <w:rFonts w:ascii="Times New Roman" w:eastAsia="等线" w:hAnsi="Times New Roman"/>
-                <w:b/>
-                <w:bCs/>
-                <w:sz w:val="21"/>
-              </w:rPr>
-            </w:pPr>
-            <w:r>
-              <w:rPr>
-                <w:rFonts w:ascii="宋体" w:eastAsia="宋体" w:hAnsi="宋体" w:cs="宋体"/>
-                <w:b/>
-                <w:bCs/>
-                <w:sz w:val="21"/>
-              </w:rPr>
-              <w:t xml:space="preserve">课程实验・账套主管</w:t>
+                <w:rFonts w:ascii="Times New Roman" w:eastAsia="等线" w:hAnsi="Times New Roman" w:hint="default"/>
+                <w:b/>
+                <w:bCs/>
+                <w:sz w:val="21"/>
+              </w:rPr>
+            </w:pPr>
+            <w:r>
+              <w:rPr>
+                <w:rFonts w:ascii="宋体" w:eastAsia="宋体" w:hAnsi="宋体" w:cs="宋体"/>
+                <w:b/>
+                <w:bCs/>
+                <w:sz w:val="21"/>
+              </w:rPr>
+              <w:t>课程实验・账套主管</w:t>
             </w:r>
           </w:p>
         </w:tc>
@@ -1894,14 +1874,14 @@
                 <w:bCs/>
                 <w:sz w:val="21"/>
               </w:rPr>
-              <w:t xml:space="preserve">2025.03-2025.07</w:t>
+              <w:t>2025.03-2025.07</w:t>
             </w:r>
           </w:p>
         </w:tc>
       </w:tr>
       <w:tr>
         <w:trPr>
-          <w:gridAfter w:val="2"/>
+          <w:gridAfter w:val="1"/>
           <w:wAfter w:w="880" w:type="dxa"/>
           <w:jc w:val="center"/>
         </w:trPr>
@@ -1926,7 +1906,7 @@
             <w:pPr>
               <w:spacing w:line="315" w:lineRule="atLeast"/>
               <w:rPr>
-                <w:rFonts w:ascii="Times New Roman" w:hAnsi="Times New Roman"/>
+                <w:rFonts w:ascii="Times New Roman" w:hAnsi="Times New Roman" w:hint="default"/>
                 <w:sz w:val="21"/>
               </w:rPr>
             </w:pPr>
@@ -1935,7 +1915,7 @@
         <w:tc>
           <w:tcPr>
             <w:tcW w:w="10048" w:type="dxa"/>
-            <w:gridSpan w:val="7"/>
+            <w:gridSpan w:val="4"/>
             <w:tcBorders>
               <w:top w:val="nil"/>
               <w:left w:val="nil"/>
@@ -1967,7 +1947,7 @@
                 <w:rFonts w:ascii="宋体" w:eastAsia="宋体" w:hAnsi="宋体" w:cs="宋体"/>
                 <w:sz w:val="21"/>
               </w:rPr>
-              <w:t xml:space="preserve">以账套主管角色独立完成采购订单→到货入库→销售订单→发货出库→库存调拨→盘点→存货核算→收付款凭证全流程实操</w:t>
+              <w:t>以账套主管角色独立完成采购订单→到货入库→销售订单→发货出库→库存调拨→盘点→存货核算→收付款凭证全流程实操</w:t>
             </w:r>
           </w:p>
           <w:p>
@@ -1987,28 +1967,28 @@
                 <w:rFonts w:ascii="宋体" w:eastAsia="宋体" w:hAnsi="宋体" w:cs="宋体"/>
                 <w:sz w:val="21"/>
               </w:rPr>
-              <w:t xml:space="preserve">梳理采购、销售、库存模块间的数据流转与单据联动逻辑，理解采购到付款的完整业务链路与计划</w:t>
-            </w:r>
-            <w:r>
-              <w:rPr>
-                <w:rFonts w:ascii="Times New Roman" w:hAnsi="Times New Roman" w:hint="default"/>
-                <w:sz w:val="21"/>
-              </w:rPr>
-              <w:t xml:space="preserve">-</w:t>
-            </w:r>
-            <w:r>
-              <w:rPr>
-                <w:rFonts w:ascii="宋体" w:eastAsia="宋体" w:hAnsi="宋体" w:cs="宋体"/>
-                <w:sz w:val="21"/>
-              </w:rPr>
-              <w:t xml:space="preserve">库存联动</w:t>
+              <w:t>梳理采购、销售、库存模块间的数据流转与单据联动逻辑，理解采购到付款的完整业务链路与计划</w:t>
+            </w:r>
+            <w:r>
+              <w:rPr>
+                <w:rFonts w:ascii="Times New Roman" w:hAnsi="Times New Roman" w:hint="default"/>
+                <w:sz w:val="21"/>
+              </w:rPr>
+              <w:t>-</w:t>
+            </w:r>
+            <w:r>
+              <w:rPr>
+                <w:rFonts w:ascii="宋体" w:eastAsia="宋体" w:hAnsi="宋体" w:cs="宋体"/>
+                <w:sz w:val="21"/>
+              </w:rPr>
+              <w:t>库存联动</w:t>
             </w:r>
           </w:p>
         </w:tc>
       </w:tr>
       <w:tr>
         <w:trPr>
-          <w:gridAfter w:val="2"/>
+          <w:gridAfter w:val="1"/>
           <w:wAfter w:w="880" w:type="dxa"/>
           <w:jc w:val="center"/>
         </w:trPr>
@@ -2033,7 +2013,7 @@
             <w:pPr>
               <w:spacing w:line="315" w:lineRule="atLeast"/>
               <w:rPr>
-                <w:rFonts w:ascii="Times New Roman" w:hAnsi="Times New Roman"/>
+                <w:rFonts w:ascii="Times New Roman" w:hAnsi="Times New Roman" w:hint="default"/>
                 <w:sz w:val="21"/>
               </w:rPr>
             </w:pPr>
@@ -2042,7 +2022,7 @@
         <w:tc>
           <w:tcPr>
             <w:tcW w:w="3686" w:type="dxa"/>
-            <w:gridSpan w:val="4"/>
+            <w:gridSpan w:val="2"/>
             <w:tcBorders>
               <w:top w:val="nil"/>
               <w:left w:val="nil"/>
@@ -2061,25 +2041,24 @@
             <w:pPr>
               <w:spacing w:line="315" w:lineRule="atLeast"/>
               <w:rPr>
-                <w:rFonts w:ascii="Times New Roman" w:hAnsi="Times New Roman"/>
-                <w:sz w:val="21"/>
-              </w:rPr>
-            </w:pPr>
-            <w:r>
-              <w:rPr>
-                <w:rFonts w:ascii="宋体" w:eastAsia="宋体" w:hAnsi="宋体" w:cs="宋体"/>
-                <w:b/>
-                <w:bCs/>
-                <w:sz w:val="21"/>
-              </w:rPr>
-              <w:t xml:space="preserve">银行电话营销客户响应行为分析</w:t>
+                <w:rFonts w:ascii="Times New Roman" w:hAnsi="Times New Roman" w:hint="default"/>
+                <w:sz w:val="21"/>
+              </w:rPr>
+            </w:pPr>
+            <w:r>
+              <w:rPr>
+                <w:rFonts w:ascii="宋体" w:eastAsia="宋体" w:hAnsi="宋体" w:cs="宋体"/>
+                <w:b/>
+                <w:bCs/>
+                <w:sz w:val="21"/>
+              </w:rPr>
+              <w:t>银行电话营销客户响应行为分析</w:t>
             </w:r>
           </w:p>
         </w:tc>
         <w:tc>
           <w:tcPr>
             <w:tcW w:w="2693" w:type="dxa"/>
-            <w:gridSpan w:val="2"/>
             <w:tcBorders>
               <w:top w:val="nil"/>
               <w:left w:val="nil"/>
@@ -2092,20 +2071,20 @@
             <w:pPr>
               <w:spacing w:line="315" w:lineRule="atLeast"/>
               <w:rPr>
-                <w:rFonts w:ascii="Times New Roman" w:eastAsia="等线" w:hAnsi="Times New Roman"/>
-                <w:b/>
-                <w:bCs/>
-                <w:sz w:val="21"/>
-              </w:rPr>
-            </w:pPr>
-            <w:r>
-              <w:rPr>
-                <w:rFonts w:ascii="宋体" w:eastAsia="宋体" w:hAnsi="宋体" w:cs="宋体"/>
-                <w:b/>
-                <w:bCs/>
-                <w:sz w:val="21"/>
-              </w:rPr>
-              <w:t xml:space="preserve">项目负责人</w:t>
+                <w:rFonts w:ascii="Times New Roman" w:eastAsia="等线" w:hAnsi="Times New Roman" w:hint="default"/>
+                <w:b/>
+                <w:bCs/>
+                <w:sz w:val="21"/>
+              </w:rPr>
+            </w:pPr>
+            <w:r>
+              <w:rPr>
+                <w:rFonts w:ascii="宋体" w:eastAsia="宋体" w:hAnsi="宋体" w:cs="宋体"/>
+                <w:b/>
+                <w:bCs/>
+                <w:sz w:val="21"/>
+              </w:rPr>
+              <w:t>项目负责人</w:t>
             </w:r>
           </w:p>
         </w:tc>
@@ -2137,14 +2116,14 @@
                 <w:bCs/>
                 <w:sz w:val="21"/>
               </w:rPr>
-              <w:t xml:space="preserve">2026.04-2026.06</w:t>
+              <w:t>2026.04-2026.06</w:t>
             </w:r>
           </w:p>
         </w:tc>
       </w:tr>
       <w:tr>
         <w:trPr>
-          <w:gridAfter w:val="2"/>
+          <w:gridAfter w:val="1"/>
           <w:wAfter w:w="880" w:type="dxa"/>
           <w:jc w:val="center"/>
         </w:trPr>
@@ -2169,7 +2148,7 @@
             <w:pPr>
               <w:spacing w:line="315" w:lineRule="atLeast"/>
               <w:rPr>
-                <w:rFonts w:ascii="Times New Roman" w:hAnsi="Times New Roman"/>
+                <w:rFonts w:ascii="Times New Roman" w:hAnsi="Times New Roman" w:hint="default"/>
                 <w:sz w:val="21"/>
               </w:rPr>
             </w:pPr>
@@ -2178,7 +2157,7 @@
         <w:tc>
           <w:tcPr>
             <w:tcW w:w="10048" w:type="dxa"/>
-            <w:gridSpan w:val="7"/>
+            <w:gridSpan w:val="4"/>
             <w:tcBorders>
               <w:top w:val="nil"/>
               <w:left w:val="nil"/>
@@ -2210,42 +2189,42 @@
                 <w:rFonts w:ascii="宋体" w:eastAsia="宋体" w:hAnsi="宋体" w:cs="宋体"/>
                 <w:sz w:val="21"/>
               </w:rPr>
-              <w:t xml:space="preserve">基于</w:t>
-            </w:r>
-            <w:r>
-              <w:rPr>
-                <w:rFonts w:ascii="Times New Roman" w:hAnsi="Times New Roman" w:hint="default"/>
-                <w:sz w:val="21"/>
-              </w:rPr>
-              <w:t xml:space="preserve">45211</w:t>
-            </w:r>
-            <w:r>
-              <w:rPr>
-                <w:rFonts w:ascii="宋体" w:eastAsia="宋体" w:hAnsi="宋体" w:cs="宋体"/>
-                <w:sz w:val="21"/>
-              </w:rPr>
-              <w:t xml:space="preserve">条真实营销数据，用</w:t>
-            </w:r>
-            <w:r>
-              <w:rPr>
-                <w:rFonts w:ascii="Times New Roman" w:hAnsi="Times New Roman" w:hint="default"/>
-                <w:sz w:val="21"/>
-              </w:rPr>
-              <w:t xml:space="preserve">R</w:t>
-            </w:r>
-            <w:r>
-              <w:rPr>
-                <w:rFonts w:ascii="宋体" w:eastAsia="宋体" w:hAnsi="宋体" w:cs="宋体"/>
-                <w:sz w:val="21"/>
-              </w:rPr>
-              <w:t xml:space="preserve">完成数据清洗与多维度分层统计，绘制帕累托图、相关性热力图、转化瀑布图，识别关键影响变量，为资源分配提供数据支撑</w:t>
+              <w:t>基于</w:t>
+            </w:r>
+            <w:r>
+              <w:rPr>
+                <w:rFonts w:ascii="Times New Roman" w:hAnsi="Times New Roman" w:hint="default"/>
+                <w:sz w:val="21"/>
+              </w:rPr>
+              <w:t>45211</w:t>
+            </w:r>
+            <w:r>
+              <w:rPr>
+                <w:rFonts w:ascii="宋体" w:eastAsia="宋体" w:hAnsi="宋体" w:cs="宋体"/>
+                <w:sz w:val="21"/>
+              </w:rPr>
+              <w:t>条真实营销数据，用</w:t>
+            </w:r>
+            <w:r>
+              <w:rPr>
+                <w:rFonts w:ascii="Times New Roman" w:hAnsi="Times New Roman" w:hint="default"/>
+                <w:sz w:val="21"/>
+              </w:rPr>
+              <w:t>R</w:t>
+            </w:r>
+            <w:r>
+              <w:rPr>
+                <w:rFonts w:ascii="宋体" w:eastAsia="宋体" w:hAnsi="宋体" w:cs="宋体"/>
+                <w:sz w:val="21"/>
+              </w:rPr>
+              <w:t>完成数据清洗与多维度分层统计，绘制帕累托图、相关性热力图、转化瀑布图，识别关键影响变量，为资源分配提供数据支撑</w:t>
             </w:r>
           </w:p>
         </w:tc>
       </w:tr>
       <w:tr>
         <w:trPr>
-          <w:gridAfter w:val="2"/>
+          <w:gridAfter w:val="1"/>
           <w:wAfter w:w="880" w:type="dxa"/>
           <w:jc w:val="center"/>
         </w:trPr>
@@ -2270,7 +2249,7 @@
             <w:pPr>
               <w:spacing w:line="315" w:lineRule="atLeast"/>
               <w:rPr>
-                <w:rFonts w:ascii="Times New Roman" w:hAnsi="Times New Roman"/>
+                <w:rFonts w:ascii="Times New Roman" w:hAnsi="Times New Roman" w:hint="default"/>
                 <w:sz w:val="21"/>
               </w:rPr>
             </w:pPr>
@@ -2279,7 +2258,7 @@
         <w:tc>
           <w:tcPr>
             <w:tcW w:w="3686" w:type="dxa"/>
-            <w:gridSpan w:val="4"/>
+            <w:gridSpan w:val="2"/>
             <w:tcBorders>
               <w:top w:val="nil"/>
               <w:left w:val="nil"/>
@@ -2298,25 +2277,24 @@
             <w:pPr>
               <w:spacing w:line="315" w:lineRule="atLeast"/>
               <w:rPr>
-                <w:rFonts w:ascii="Times New Roman" w:hAnsi="Times New Roman"/>
-                <w:sz w:val="21"/>
-              </w:rPr>
-            </w:pPr>
-            <w:r>
-              <w:rPr>
-                <w:rFonts w:ascii="宋体" w:eastAsia="宋体" w:hAnsi="宋体" w:cs="宋体"/>
-                <w:b/>
-                <w:bCs/>
-                <w:sz w:val="21"/>
-              </w:rPr>
-              <w:t xml:space="preserve">电商用户调研与分析</w:t>
+                <w:rFonts w:ascii="Times New Roman" w:hAnsi="Times New Roman" w:hint="default"/>
+                <w:sz w:val="21"/>
+              </w:rPr>
+            </w:pPr>
+            <w:r>
+              <w:rPr>
+                <w:rFonts w:ascii="宋体" w:eastAsia="宋体" w:hAnsi="宋体" w:cs="宋体"/>
+                <w:b/>
+                <w:bCs/>
+                <w:sz w:val="21"/>
+              </w:rPr>
+              <w:t>电商用户调研与分析</w:t>
             </w:r>
           </w:p>
         </w:tc>
         <w:tc>
           <w:tcPr>
             <w:tcW w:w="2693" w:type="dxa"/>
-            <w:gridSpan w:val="2"/>
             <w:tcBorders>
               <w:top w:val="nil"/>
               <w:left w:val="nil"/>
@@ -2329,20 +2307,20 @@
             <w:pPr>
               <w:spacing w:line="315" w:lineRule="atLeast"/>
               <w:rPr>
-                <w:rFonts w:ascii="Times New Roman" w:eastAsia="等线" w:hAnsi="Times New Roman"/>
-                <w:b/>
-                <w:bCs/>
-                <w:sz w:val="21"/>
-              </w:rPr>
-            </w:pPr>
-            <w:r>
-              <w:rPr>
-                <w:rFonts w:ascii="宋体" w:eastAsia="宋体" w:hAnsi="宋体" w:cs="宋体"/>
-                <w:b/>
-                <w:bCs/>
-                <w:sz w:val="21"/>
-              </w:rPr>
-              <w:t xml:space="preserve">项目负责人</w:t>
+                <w:rFonts w:ascii="Times New Roman" w:eastAsia="等线" w:hAnsi="Times New Roman" w:hint="default"/>
+                <w:b/>
+                <w:bCs/>
+                <w:sz w:val="21"/>
+              </w:rPr>
+            </w:pPr>
+            <w:r>
+              <w:rPr>
+                <w:rFonts w:ascii="宋体" w:eastAsia="宋体" w:hAnsi="宋体" w:cs="宋体"/>
+                <w:b/>
+                <w:bCs/>
+                <w:sz w:val="21"/>
+              </w:rPr>
+              <w:t>项目负责人</w:t>
             </w:r>
           </w:p>
         </w:tc>
@@ -2374,14 +2352,14 @@
                 <w:bCs/>
                 <w:sz w:val="21"/>
               </w:rPr>
-              <w:t xml:space="preserve">2025.10-2025.12</w:t>
+              <w:t>2025.10-2025.12</w:t>
             </w:r>
           </w:p>
         </w:tc>
       </w:tr>
       <w:tr>
         <w:trPr>
-          <w:gridAfter w:val="2"/>
+          <w:gridAfter w:val="1"/>
           <w:wAfter w:w="880" w:type="dxa"/>
           <w:jc w:val="center"/>
         </w:trPr>
@@ -2406,7 +2384,7 @@
             <w:pPr>
               <w:spacing w:line="315" w:lineRule="atLeast"/>
               <w:rPr>
-                <w:rFonts w:ascii="Times New Roman" w:hAnsi="Times New Roman"/>
+                <w:rFonts w:ascii="Times New Roman" w:hAnsi="Times New Roman" w:hint="default"/>
                 <w:sz w:val="21"/>
               </w:rPr>
             </w:pPr>
@@ -2415,7 +2393,7 @@
         <w:tc>
           <w:tcPr>
             <w:tcW w:w="10048" w:type="dxa"/>
-            <w:gridSpan w:val="7"/>
+            <w:gridSpan w:val="4"/>
             <w:tcBorders>
               <w:top w:val="nil"/>
               <w:left w:val="nil"/>
@@ -2447,63 +2425,63 @@
                 <w:rFonts w:ascii="宋体" w:eastAsia="宋体" w:hAnsi="宋体" w:cs="宋体"/>
                 <w:sz w:val="21"/>
               </w:rPr>
-              <w:t xml:space="preserve">设计</w:t>
-            </w:r>
-            <w:r>
-              <w:rPr>
-                <w:rFonts w:ascii="Times New Roman" w:hAnsi="Times New Roman" w:hint="default"/>
-                <w:sz w:val="21"/>
-              </w:rPr>
-              <w:t xml:space="preserve">7</w:t>
-            </w:r>
-            <w:r>
-              <w:rPr>
-                <w:rFonts w:ascii="宋体" w:eastAsia="宋体" w:hAnsi="宋体" w:cs="宋体"/>
-                <w:sz w:val="21"/>
-              </w:rPr>
-              <w:t xml:space="preserve">点李克特量表问卷回收</w:t>
-            </w:r>
-            <w:r>
-              <w:rPr>
-                <w:rFonts w:ascii="Times New Roman" w:hAnsi="Times New Roman" w:hint="default"/>
-                <w:sz w:val="21"/>
-              </w:rPr>
-              <w:t xml:space="preserve">328</w:t>
-            </w:r>
-            <w:r>
-              <w:rPr>
-                <w:rFonts w:ascii="宋体" w:eastAsia="宋体" w:hAnsi="宋体" w:cs="宋体"/>
-                <w:sz w:val="21"/>
-              </w:rPr>
-              <w:t xml:space="preserve">份有效样本，用</w:t>
-            </w:r>
-            <w:r>
-              <w:rPr>
-                <w:rFonts w:ascii="Times New Roman" w:hAnsi="Times New Roman" w:hint="default"/>
-                <w:sz w:val="21"/>
-              </w:rPr>
-              <w:t xml:space="preserve">SPSS/Python</w:t>
-            </w:r>
-            <w:r>
-              <w:rPr>
-                <w:rFonts w:ascii="宋体" w:eastAsia="宋体" w:hAnsi="宋体" w:cs="宋体"/>
-                <w:sz w:val="21"/>
-              </w:rPr>
-              <w:t xml:space="preserve">完成统计分析，验证交互性、个性化、自主性对用户感知价值的显著影响，输出结论与优化建议</w:t>
+              <w:t>设计</w:t>
+            </w:r>
+            <w:r>
+              <w:rPr>
+                <w:rFonts w:ascii="Times New Roman" w:hAnsi="Times New Roman" w:hint="default"/>
+                <w:sz w:val="21"/>
+              </w:rPr>
+              <w:t>7</w:t>
+            </w:r>
+            <w:r>
+              <w:rPr>
+                <w:rFonts w:ascii="宋体" w:eastAsia="宋体" w:hAnsi="宋体" w:cs="宋体"/>
+                <w:sz w:val="21"/>
+              </w:rPr>
+              <w:t>点李克特量表问卷回收</w:t>
+            </w:r>
+            <w:r>
+              <w:rPr>
+                <w:rFonts w:ascii="Times New Roman" w:hAnsi="Times New Roman" w:hint="default"/>
+                <w:sz w:val="21"/>
+              </w:rPr>
+              <w:t>328</w:t>
+            </w:r>
+            <w:r>
+              <w:rPr>
+                <w:rFonts w:ascii="宋体" w:eastAsia="宋体" w:hAnsi="宋体" w:cs="宋体"/>
+                <w:sz w:val="21"/>
+              </w:rPr>
+              <w:t>份有效样本，用</w:t>
+            </w:r>
+            <w:r>
+              <w:rPr>
+                <w:rFonts w:ascii="Times New Roman" w:hAnsi="Times New Roman" w:hint="default"/>
+                <w:sz w:val="21"/>
+              </w:rPr>
+              <w:t>SPSS/Python</w:t>
+            </w:r>
+            <w:r>
+              <w:rPr>
+                <w:rFonts w:ascii="宋体" w:eastAsia="宋体" w:hAnsi="宋体" w:cs="宋体"/>
+                <w:sz w:val="21"/>
+              </w:rPr>
+              <w:t>完成统计分析，验证交互性、个性化、自主性对用户感知价值的显著影响，输出结论与优化建议</w:t>
             </w:r>
           </w:p>
         </w:tc>
       </w:tr>
       <w:tr>
         <w:trPr>
-          <w:gridBefore w:val="3"/>
+          <w:gridBefore w:val="2"/>
           <w:wBefore w:w="879" w:type="dxa"/>
           <w:jc w:val="center"/>
         </w:trPr>
         <w:tc>
           <w:tcPr>
             <w:tcW w:w="10744" w:type="dxa"/>
-            <w:gridSpan w:val="7"/>
+            <w:gridSpan w:val="4"/>
             <w:tcBorders>
               <w:top w:val="nil"/>
               <w:left w:val="nil"/>
@@ -2522,6 +2500,9 @@
           <w:p>
             <w:pPr>
               <w:spacing w:line="275" w:lineRule="atLeast"/>
+              <w:rPr>
+                <w:rFonts w:hint="default"/>
+              </w:rPr>
             </w:pPr>
             <w:r>
               <w:rPr>
@@ -2536,6 +2517,7 @@
     <w:p>
       <w:pPr>
         <w:rPr>
+          <w:rFonts w:hint="default"/>
           <w:vanish/>
         </w:rPr>
       </w:pPr>
@@ -2543,6 +2525,7 @@
     <w:p>
       <w:pPr>
         <w:rPr>
+          <w:rFonts w:hint="default"/>
           <w:vanish/>
           <w:sz w:val="21"/>
         </w:rPr>
@@ -2552,7 +2535,6 @@
       <w:tblPr>
         <w:tblW w:w="0" w:type="auto"/>
         <w:jc w:val="center"/>
-        <w:tblInd w:w="0" w:type="dxa"/>
         <w:tblLayout w:type="fixed"/>
         <w:tblCellMar>
           <w:left w:w="0" w:type="dxa"/>
@@ -2591,6 +2573,7 @@
             <w:pPr>
               <w:spacing w:line="315" w:lineRule="atLeast"/>
               <w:rPr>
+                <w:rFonts w:hint="default"/>
                 <w:sz w:val="21"/>
               </w:rPr>
             </w:pPr>
@@ -2617,19 +2600,20 @@
             <w:pPr>
               <w:spacing w:line="315" w:lineRule="atLeast"/>
               <w:rPr>
-                <w:b/>
-                <w:bCs/>
-                <w:sz w:val="21"/>
-              </w:rPr>
-            </w:pPr>
-            <w:r>
-              <w:rPr>
-                <w:rFonts w:ascii="宋体" w:eastAsia="宋体" w:hAnsi="宋体" w:cs="宋体"/>
-                <w:b/>
-                <w:bCs/>
-                <w:sz w:val="21"/>
-              </w:rPr>
-              <w:t xml:space="preserve">山东鱼跃尚成教育有限责任公司</w:t>
+                <w:rFonts w:hint="default"/>
+                <w:b/>
+                <w:bCs/>
+                <w:sz w:val="21"/>
+              </w:rPr>
+            </w:pPr>
+            <w:r>
+              <w:rPr>
+                <w:rFonts w:ascii="宋体" w:eastAsia="宋体" w:hAnsi="宋体" w:cs="宋体"/>
+                <w:b/>
+                <w:bCs/>
+                <w:sz w:val="21"/>
+              </w:rPr>
+              <w:t>山东鱼跃尚成教育有限责任公司</w:t>
             </w:r>
           </w:p>
         </w:tc>
@@ -2648,19 +2632,20 @@
             <w:pPr>
               <w:spacing w:line="315" w:lineRule="atLeast"/>
               <w:rPr>
-                <w:b/>
-                <w:bCs/>
-                <w:sz w:val="21"/>
-              </w:rPr>
-            </w:pPr>
-            <w:r>
-              <w:rPr>
-                <w:rFonts w:ascii="宋体" w:eastAsia="宋体" w:hAnsi="宋体" w:cs="宋体"/>
-                <w:b/>
-                <w:bCs/>
-                <w:sz w:val="21"/>
-              </w:rPr>
-              <w:t xml:space="preserve">项目助理（兼职）</w:t>
+                <w:rFonts w:hint="default"/>
+                <w:b/>
+                <w:bCs/>
+                <w:sz w:val="21"/>
+              </w:rPr>
+            </w:pPr>
+            <w:r>
+              <w:rPr>
+                <w:rFonts w:ascii="宋体" w:eastAsia="宋体" w:hAnsi="宋体" w:cs="宋体"/>
+                <w:b/>
+                <w:bCs/>
+                <w:sz w:val="21"/>
+              </w:rPr>
+              <w:t>项目助理（兼职）</w:t>
             </w:r>
           </w:p>
         </w:tc>
@@ -2692,7 +2677,7 @@
                 <w:bCs/>
                 <w:sz w:val="21"/>
               </w:rPr>
-              <w:t xml:space="preserve">2026.04 - 2026.07</w:t>
+              <w:t>2026.04 - 2026.07</w:t>
             </w:r>
           </w:p>
         </w:tc>
@@ -2722,7 +2707,7 @@
             <w:pPr>
               <w:spacing w:line="315" w:lineRule="atLeast"/>
               <w:rPr>
-                <w:rFonts w:ascii="Times New Roman" w:hAnsi="Times New Roman"/>
+                <w:rFonts w:ascii="Times New Roman" w:hAnsi="Times New Roman" w:hint="default"/>
                 <w:sz w:val="21"/>
               </w:rPr>
             </w:pPr>
@@ -2763,63 +2748,63 @@
                 <w:rFonts w:ascii="宋体" w:eastAsia="宋体" w:hAnsi="宋体" w:cs="宋体"/>
                 <w:sz w:val="21"/>
               </w:rPr>
-              <w:t xml:space="preserve">统筹</w:t>
-            </w:r>
-            <w:r>
-              <w:rPr>
-                <w:rFonts w:ascii="Times New Roman" w:hAnsi="Times New Roman" w:hint="default"/>
-                <w:sz w:val="21"/>
-              </w:rPr>
-              <w:t xml:space="preserve">200+</w:t>
-            </w:r>
-            <w:r>
-              <w:rPr>
-                <w:rFonts w:ascii="宋体" w:eastAsia="宋体" w:hAnsi="宋体" w:cs="宋体"/>
-                <w:sz w:val="21"/>
-              </w:rPr>
-              <w:t xml:space="preserve">份申报材料全流程管理，用</w:t>
-            </w:r>
-            <w:r>
-              <w:rPr>
-                <w:rFonts w:ascii="Times New Roman" w:hAnsi="Times New Roman" w:hint="default"/>
-                <w:sz w:val="21"/>
-              </w:rPr>
-              <w:t xml:space="preserve">Excel</w:t>
-            </w:r>
-            <w:r>
-              <w:rPr>
-                <w:rFonts w:ascii="宋体" w:eastAsia="宋体" w:hAnsi="宋体" w:cs="宋体"/>
-                <w:sz w:val="21"/>
-              </w:rPr>
-              <w:t xml:space="preserve">搭建分类台账与“录入</w:t>
-            </w:r>
-            <w:r>
-              <w:rPr>
-                <w:rFonts w:ascii="Times New Roman" w:hAnsi="Times New Roman" w:hint="default"/>
-                <w:sz w:val="21"/>
-              </w:rPr>
-              <w:t xml:space="preserve">-</w:t>
-            </w:r>
-            <w:r>
-              <w:rPr>
-                <w:rFonts w:ascii="宋体" w:eastAsia="宋体" w:hAnsi="宋体" w:cs="宋体"/>
-                <w:sz w:val="21"/>
-              </w:rPr>
-              <w:t xml:space="preserve">核对</w:t>
-            </w:r>
-            <w:r>
-              <w:rPr>
-                <w:rFonts w:ascii="Times New Roman" w:hAnsi="Times New Roman" w:hint="default"/>
-                <w:sz w:val="21"/>
-              </w:rPr>
-              <w:t xml:space="preserve">-</w:t>
-            </w:r>
-            <w:r>
-              <w:rPr>
-                <w:rFonts w:ascii="宋体" w:eastAsia="宋体" w:hAnsi="宋体" w:cs="宋体"/>
-                <w:sz w:val="21"/>
-              </w:rPr>
-              <w:t xml:space="preserve">提交”三级校验机制，实现零差错提交</w:t>
+              <w:t>统筹</w:t>
+            </w:r>
+            <w:r>
+              <w:rPr>
+                <w:rFonts w:ascii="Times New Roman" w:hAnsi="Times New Roman" w:hint="default"/>
+                <w:sz w:val="21"/>
+              </w:rPr>
+              <w:t>200+</w:t>
+            </w:r>
+            <w:r>
+              <w:rPr>
+                <w:rFonts w:ascii="宋体" w:eastAsia="宋体" w:hAnsi="宋体" w:cs="宋体"/>
+                <w:sz w:val="21"/>
+              </w:rPr>
+              <w:t>份申报材料全流程管理，用</w:t>
+            </w:r>
+            <w:r>
+              <w:rPr>
+                <w:rFonts w:ascii="Times New Roman" w:hAnsi="Times New Roman" w:hint="default"/>
+                <w:sz w:val="21"/>
+              </w:rPr>
+              <w:t>Excel</w:t>
+            </w:r>
+            <w:r>
+              <w:rPr>
+                <w:rFonts w:ascii="宋体" w:eastAsia="宋体" w:hAnsi="宋体" w:cs="宋体"/>
+                <w:sz w:val="21"/>
+              </w:rPr>
+              <w:t>搭建分类台账与“录入</w:t>
+            </w:r>
+            <w:r>
+              <w:rPr>
+                <w:rFonts w:ascii="Times New Roman" w:hAnsi="Times New Roman" w:hint="default"/>
+                <w:sz w:val="21"/>
+              </w:rPr>
+              <w:t>-</w:t>
+            </w:r>
+            <w:r>
+              <w:rPr>
+                <w:rFonts w:ascii="宋体" w:eastAsia="宋体" w:hAnsi="宋体" w:cs="宋体"/>
+                <w:sz w:val="21"/>
+              </w:rPr>
+              <w:t>核对</w:t>
+            </w:r>
+            <w:r>
+              <w:rPr>
+                <w:rFonts w:ascii="Times New Roman" w:hAnsi="Times New Roman" w:hint="default"/>
+                <w:sz w:val="21"/>
+              </w:rPr>
+              <w:t>-</w:t>
+            </w:r>
+            <w:r>
+              <w:rPr>
+                <w:rFonts w:ascii="宋体" w:eastAsia="宋体" w:hAnsi="宋体" w:cs="宋体"/>
+                <w:sz w:val="21"/>
+              </w:rPr>
+              <w:t>提交”三级校验机制，实现零差错提交</w:t>
             </w:r>
           </w:p>
           <w:p>
@@ -2839,7 +2824,7 @@
                 <w:rFonts w:ascii="宋体" w:eastAsia="宋体" w:hAnsi="宋体" w:cs="宋体"/>
                 <w:sz w:val="21"/>
               </w:rPr>
-              <w:t xml:space="preserve">跨部门同步项目进度，按月汇总执行数据，梳理并标准化审核报批流程，提升协作与调取效率</w:t>
+              <w:t>跨部门同步项目进度，按月汇总执行数据，梳理并标准化审核报批流程，提升协作与调取效率</w:t>
             </w:r>
           </w:p>
         </w:tc>
@@ -2869,6 +2854,7 @@
             <w:pPr>
               <w:spacing w:line="315" w:lineRule="atLeast"/>
               <w:rPr>
+                <w:rFonts w:hint="default"/>
                 <w:sz w:val="21"/>
               </w:rPr>
             </w:pPr>
@@ -2895,19 +2881,20 @@
             <w:pPr>
               <w:spacing w:line="315" w:lineRule="atLeast"/>
               <w:rPr>
-                <w:b/>
-                <w:bCs/>
-                <w:sz w:val="21"/>
-              </w:rPr>
-            </w:pPr>
-            <w:r>
-              <w:rPr>
-                <w:rFonts w:ascii="宋体" w:eastAsia="宋体" w:hAnsi="宋体" w:cs="宋体"/>
-                <w:b/>
-                <w:bCs/>
-                <w:sz w:val="21"/>
-              </w:rPr>
-              <w:t xml:space="preserve">瑞幸咖啡</w:t>
+                <w:rFonts w:hint="default"/>
+                <w:b/>
+                <w:bCs/>
+                <w:sz w:val="21"/>
+              </w:rPr>
+            </w:pPr>
+            <w:r>
+              <w:rPr>
+                <w:rFonts w:ascii="宋体" w:eastAsia="宋体" w:hAnsi="宋体" w:cs="宋体"/>
+                <w:b/>
+                <w:bCs/>
+                <w:sz w:val="21"/>
+              </w:rPr>
+              <w:t>瑞幸咖啡</w:t>
             </w:r>
           </w:p>
         </w:tc>
@@ -2926,19 +2913,20 @@
             <w:pPr>
               <w:spacing w:line="315" w:lineRule="atLeast"/>
               <w:rPr>
-                <w:b/>
-                <w:bCs/>
-                <w:sz w:val="21"/>
-              </w:rPr>
-            </w:pPr>
-            <w:r>
-              <w:rPr>
-                <w:rFonts w:ascii="宋体" w:eastAsia="宋体" w:hAnsi="宋体" w:cs="宋体"/>
-                <w:b/>
-                <w:bCs/>
-                <w:sz w:val="21"/>
-              </w:rPr>
-              <w:t xml:space="preserve">咖啡师（兼职）</w:t>
+                <w:rFonts w:hint="default"/>
+                <w:b/>
+                <w:bCs/>
+                <w:sz w:val="21"/>
+              </w:rPr>
+            </w:pPr>
+            <w:r>
+              <w:rPr>
+                <w:rFonts w:ascii="宋体" w:eastAsia="宋体" w:hAnsi="宋体" w:cs="宋体"/>
+                <w:b/>
+                <w:bCs/>
+                <w:sz w:val="21"/>
+              </w:rPr>
+              <w:t>咖啡师（兼职）</w:t>
             </w:r>
           </w:p>
         </w:tc>
@@ -2970,7 +2958,7 @@
                 <w:bCs/>
                 <w:sz w:val="21"/>
               </w:rPr>
-              <w:t xml:space="preserve">2023.07 - 2023.09</w:t>
+              <w:t>2023.07 - 2023.09</w:t>
             </w:r>
           </w:p>
         </w:tc>
@@ -3000,7 +2988,7 @@
             <w:pPr>
               <w:spacing w:line="315" w:lineRule="atLeast"/>
               <w:rPr>
-                <w:rFonts w:ascii="Times New Roman" w:hAnsi="Times New Roman"/>
+                <w:rFonts w:ascii="Times New Roman" w:hAnsi="Times New Roman" w:hint="default"/>
                 <w:sz w:val="21"/>
               </w:rPr>
             </w:pPr>
@@ -3041,21 +3029,21 @@
                 <w:rFonts w:ascii="宋体" w:eastAsia="宋体" w:hAnsi="宋体" w:cs="宋体"/>
                 <w:sz w:val="21"/>
               </w:rPr>
-              <w:t xml:space="preserve">负责数十种原辅料的补货申请、入库核对与日常盘点，落实“日盘</w:t>
-            </w:r>
-            <w:r>
-              <w:rPr>
-                <w:rFonts w:ascii="Times New Roman" w:hAnsi="Times New Roman" w:hint="default"/>
-                <w:sz w:val="21"/>
-              </w:rPr>
-              <w:t xml:space="preserve">+</w:t>
-            </w:r>
-            <w:r>
-              <w:rPr>
-                <w:rFonts w:ascii="宋体" w:eastAsia="宋体" w:hAnsi="宋体" w:cs="宋体"/>
-                <w:sz w:val="21"/>
-              </w:rPr>
-              <w:t xml:space="preserve">效期预警”机制，保持库存账实一致，任职期间无重大盘点差异</w:t>
+              <w:t>负责数十种原辅料的补货申请、入库核对与日常盘点，落实“日盘</w:t>
+            </w:r>
+            <w:r>
+              <w:rPr>
+                <w:rFonts w:ascii="Times New Roman" w:hAnsi="Times New Roman" w:hint="default"/>
+                <w:sz w:val="21"/>
+              </w:rPr>
+              <w:t>+</w:t>
+            </w:r>
+            <w:r>
+              <w:rPr>
+                <w:rFonts w:ascii="宋体" w:eastAsia="宋体" w:hAnsi="宋体" w:cs="宋体"/>
+                <w:sz w:val="21"/>
+              </w:rPr>
+              <w:t>效期预警”机制，保持库存账实一致，任职期间无重大盘点差异</w:t>
             </w:r>
           </w:p>
           <w:p>
@@ -3075,7 +3063,7 @@
                 <w:rFonts w:ascii="宋体" w:eastAsia="宋体" w:hAnsi="宋体" w:cs="宋体"/>
                 <w:sz w:val="21"/>
               </w:rPr>
-              <w:t xml:space="preserve">根据销售消耗规律制定每日解冻备货计划，精准匹配需求与备货量，降低物料损耗与临时缺货风险</w:t>
+              <w:t>根据销售消耗规律制定每日解冻备货计划，精准匹配需求与备货量，降低物料损耗与临时缺货风险</w:t>
             </w:r>
           </w:p>
         </w:tc>
@@ -3084,7 +3072,7 @@
     <w:p>
       <w:pPr>
         <w:rPr>
-          <w:rFonts w:ascii="Times New Roman" w:hAnsi="Times New Roman"/>
+          <w:rFonts w:ascii="Times New Roman" w:hAnsi="Times New Roman" w:hint="default"/>
           <w:vanish/>
           <w:sz w:val="21"/>
         </w:rPr>
@@ -3093,7 +3081,7 @@
     <w:p>
       <w:pPr>
         <w:rPr>
-          <w:rFonts w:ascii="Times New Roman" w:hAnsi="Times New Roman"/>
+          <w:rFonts w:ascii="Times New Roman" w:hAnsi="Times New Roman" w:hint="default"/>
           <w:vanish/>
           <w:sz w:val="21"/>
         </w:rPr>
@@ -3102,7 +3090,7 @@
     <w:p>
       <w:pPr>
         <w:rPr>
-          <w:rFonts w:ascii="Times New Roman" w:hAnsi="Times New Roman"/>
+          <w:rFonts w:ascii="Times New Roman" w:hAnsi="Times New Roman" w:hint="default"/>
           <w:vanish/>
           <w:sz w:val="21"/>
         </w:rPr>
@@ -3111,7 +3099,7 @@
     <w:p>
       <w:pPr>
         <w:rPr>
-          <w:rFonts w:ascii="Times New Roman" w:hAnsi="Times New Roman"/>
+          <w:rFonts w:ascii="Times New Roman" w:hAnsi="Times New Roman" w:hint="default"/>
           <w:vanish/>
           <w:sz w:val="2"/>
         </w:rPr>
@@ -3120,7 +3108,7 @@
     <w:p>
       <w:pPr>
         <w:rPr>
-          <w:rFonts w:ascii="Times New Roman" w:hAnsi="Times New Roman"/>
+          <w:rFonts w:ascii="Times New Roman" w:hAnsi="Times New Roman" w:hint="default"/>
           <w:vanish/>
         </w:rPr>
       </w:pPr>
@@ -3128,7 +3116,7 @@
     <w:p>
       <w:pPr>
         <w:rPr>
-          <w:rFonts w:ascii="Times New Roman" w:hAnsi="Times New Roman"/>
+          <w:rFonts w:ascii="Times New Roman" w:hAnsi="Times New Roman" w:hint="default"/>
           <w:vanish/>
           <w:sz w:val="21"/>
         </w:rPr>
@@ -3138,7 +3126,6 @@
       <w:tblPr>
         <w:tblW w:w="0" w:type="auto"/>
         <w:jc w:val="center"/>
-        <w:tblInd w:w="0" w:type="dxa"/>
         <w:tblLayout w:type="fixed"/>
         <w:tblCellMar>
           <w:left w:w="0" w:type="dxa"/>
@@ -3175,16 +3162,16 @@
             <w:pPr>
               <w:spacing w:before="63" w:after="42" w:line="275" w:lineRule="atLeast"/>
               <w:rPr>
-                <w:rFonts w:ascii="Times New Roman" w:hAnsi="Times New Roman"/>
-              </w:rPr>
-            </w:pPr>
-            <w:r>
-              <w:rPr>
-                <w:rFonts w:ascii="宋体" w:eastAsia="宋体" w:hAnsi="宋体" w:cs="宋体"/>
-                <w:b/>
-                <w:bCs/>
-              </w:rPr>
-              <w:t xml:space="preserve">综合技能</w:t>
+                <w:rFonts w:ascii="Times New Roman" w:hAnsi="Times New Roman" w:hint="default"/>
+              </w:rPr>
+            </w:pPr>
+            <w:r>
+              <w:rPr>
+                <w:rFonts w:ascii="宋体" w:eastAsia="宋体" w:hAnsi="宋体" w:cs="宋体"/>
+                <w:b/>
+                <w:bCs/>
+              </w:rPr>
+              <w:t>综合技能</w:t>
             </w:r>
           </w:p>
         </w:tc>
@@ -3193,7 +3180,7 @@
     <w:p>
       <w:pPr>
         <w:rPr>
-          <w:rFonts w:ascii="Times New Roman" w:hAnsi="Times New Roman"/>
+          <w:rFonts w:ascii="Times New Roman" w:hAnsi="Times New Roman" w:hint="default"/>
           <w:vanish/>
         </w:rPr>
       </w:pPr>
@@ -3202,7 +3189,6 @@
       <w:tblPr>
         <w:tblW w:w="0" w:type="auto"/>
         <w:jc w:val="center"/>
-        <w:tblInd w:w="0" w:type="dxa"/>
         <w:tblLayout w:type="fixed"/>
         <w:tblCellMar>
           <w:left w:w="0" w:type="dxa"/>
@@ -3240,7 +3226,7 @@
             <w:pPr>
               <w:spacing w:before="63" w:after="21" w:line="210" w:lineRule="atLeast"/>
               <w:rPr>
-                <w:rFonts w:ascii="Times New Roman" w:hAnsi="Times New Roman"/>
+                <w:rFonts w:ascii="Times New Roman" w:hAnsi="Times New Roman" w:hint="default"/>
                 <w:sz w:val="21"/>
               </w:rPr>
             </w:pPr>
@@ -3280,28 +3266,28 @@
                 <w:bCs/>
                 <w:sz w:val="21"/>
               </w:rPr>
-              <w:t xml:space="preserve">计划与库存：</w:t>
-            </w:r>
-            <w:r>
-              <w:rPr>
-                <w:rFonts w:ascii="宋体" w:eastAsia="宋体" w:hAnsi="宋体" w:cs="宋体"/>
-                <w:sz w:val="21"/>
-              </w:rPr>
-              <w:t xml:space="preserve">供应链建模（</w:t>
-            </w:r>
-            <w:r>
-              <w:rPr>
-                <w:rFonts w:ascii="Times New Roman" w:hAnsi="Times New Roman" w:hint="default"/>
-                <w:sz w:val="21"/>
-              </w:rPr>
-              <w:t xml:space="preserve">Python</w:t>
-            </w:r>
-            <w:r>
-              <w:rPr>
-                <w:rFonts w:ascii="宋体" w:eastAsia="宋体" w:hAnsi="宋体" w:cs="宋体"/>
-                <w:sz w:val="21"/>
-              </w:rPr>
-              <w:t xml:space="preserve">求解）、供需平衡与需求波动管理、库存与效期管理、补货计划</w:t>
+              <w:t>计划与库存：</w:t>
+            </w:r>
+            <w:r>
+              <w:rPr>
+                <w:rFonts w:ascii="宋体" w:eastAsia="宋体" w:hAnsi="宋体" w:cs="宋体"/>
+                <w:sz w:val="21"/>
+              </w:rPr>
+              <w:t>供应链建模（</w:t>
+            </w:r>
+            <w:r>
+              <w:rPr>
+                <w:rFonts w:ascii="Times New Roman" w:hAnsi="Times New Roman" w:hint="default"/>
+                <w:sz w:val="21"/>
+              </w:rPr>
+              <w:t>Python</w:t>
+            </w:r>
+            <w:r>
+              <w:rPr>
+                <w:rFonts w:ascii="宋体" w:eastAsia="宋体" w:hAnsi="宋体" w:cs="宋体"/>
+                <w:sz w:val="21"/>
+              </w:rPr>
+              <w:t>求解）、供需平衡与需求波动管理、库存与效期管理、补货计划</w:t>
             </w:r>
           </w:p>
           <w:p>
@@ -3321,65 +3307,65 @@
                 <w:bCs/>
                 <w:sz w:val="21"/>
               </w:rPr>
-              <w:t xml:space="preserve">ERP</w:t>
-            </w:r>
-            <w:r>
-              <w:rPr>
-                <w:rFonts w:ascii="宋体" w:eastAsia="宋体" w:hAnsi="宋体" w:cs="宋体"/>
-                <w:b/>
-                <w:bCs/>
-                <w:sz w:val="21"/>
-              </w:rPr>
-              <w:t xml:space="preserve">系统：</w:t>
-            </w:r>
-            <w:r>
-              <w:rPr>
-                <w:rFonts w:ascii="宋体" w:eastAsia="宋体" w:hAnsi="宋体" w:cs="宋体"/>
-                <w:sz w:val="21"/>
-              </w:rPr>
-              <w:t xml:space="preserve">用友</w:t>
-            </w:r>
-            <w:r>
-              <w:rPr>
-                <w:rFonts w:ascii="Times New Roman" w:hAnsi="Times New Roman" w:hint="default"/>
-                <w:sz w:val="21"/>
-              </w:rPr>
-              <w:t xml:space="preserve">U8+</w:t>
-            </w:r>
-            <w:r>
-              <w:rPr>
-                <w:rFonts w:ascii="宋体" w:eastAsia="宋体" w:hAnsi="宋体" w:cs="宋体"/>
-                <w:sz w:val="21"/>
-              </w:rPr>
-              <w:t xml:space="preserve">（采购</w:t>
-            </w:r>
-            <w:r>
-              <w:rPr>
-                <w:rFonts w:ascii="Times New Roman" w:hAnsi="Times New Roman" w:hint="default"/>
-                <w:sz w:val="21"/>
-              </w:rPr>
-              <w:t xml:space="preserve">/</w:t>
-            </w:r>
-            <w:r>
-              <w:rPr>
-                <w:rFonts w:ascii="宋体" w:eastAsia="宋体" w:hAnsi="宋体" w:cs="宋体"/>
-                <w:sz w:val="21"/>
-              </w:rPr>
-              <w:t xml:space="preserve">库存</w:t>
-            </w:r>
-            <w:r>
-              <w:rPr>
-                <w:rFonts w:ascii="Times New Roman" w:hAnsi="Times New Roman" w:hint="default"/>
-                <w:sz w:val="21"/>
-              </w:rPr>
-              <w:t xml:space="preserve">/</w:t>
-            </w:r>
-            <w:r>
-              <w:rPr>
-                <w:rFonts w:ascii="宋体" w:eastAsia="宋体" w:hAnsi="宋体" w:cs="宋体"/>
-                <w:sz w:val="21"/>
-              </w:rPr>
-              <w:t xml:space="preserve">存货核算全流程操作，熟悉单据流转与模块联动）</w:t>
+              <w:t>ERP</w:t>
+            </w:r>
+            <w:r>
+              <w:rPr>
+                <w:rFonts w:ascii="宋体" w:eastAsia="宋体" w:hAnsi="宋体" w:cs="宋体"/>
+                <w:b/>
+                <w:bCs/>
+                <w:sz w:val="21"/>
+              </w:rPr>
+              <w:t>系统：</w:t>
+            </w:r>
+            <w:r>
+              <w:rPr>
+                <w:rFonts w:ascii="宋体" w:eastAsia="宋体" w:hAnsi="宋体" w:cs="宋体"/>
+                <w:sz w:val="21"/>
+              </w:rPr>
+              <w:t>用友</w:t>
+            </w:r>
+            <w:r>
+              <w:rPr>
+                <w:rFonts w:ascii="Times New Roman" w:hAnsi="Times New Roman" w:hint="default"/>
+                <w:sz w:val="21"/>
+              </w:rPr>
+              <w:t>U8+</w:t>
+            </w:r>
+            <w:r>
+              <w:rPr>
+                <w:rFonts w:ascii="宋体" w:eastAsia="宋体" w:hAnsi="宋体" w:cs="宋体"/>
+                <w:sz w:val="21"/>
+              </w:rPr>
+              <w:t>（采购</w:t>
+            </w:r>
+            <w:r>
+              <w:rPr>
+                <w:rFonts w:ascii="Times New Roman" w:hAnsi="Times New Roman" w:hint="default"/>
+                <w:sz w:val="21"/>
+              </w:rPr>
+              <w:t>/</w:t>
+            </w:r>
+            <w:r>
+              <w:rPr>
+                <w:rFonts w:ascii="宋体" w:eastAsia="宋体" w:hAnsi="宋体" w:cs="宋体"/>
+                <w:sz w:val="21"/>
+              </w:rPr>
+              <w:t>库存</w:t>
+            </w:r>
+            <w:r>
+              <w:rPr>
+                <w:rFonts w:ascii="Times New Roman" w:hAnsi="Times New Roman" w:hint="default"/>
+                <w:sz w:val="21"/>
+              </w:rPr>
+              <w:t>/</w:t>
+            </w:r>
+            <w:r>
+              <w:rPr>
+                <w:rFonts w:ascii="宋体" w:eastAsia="宋体" w:hAnsi="宋体" w:cs="宋体"/>
+                <w:sz w:val="21"/>
+              </w:rPr>
+              <w:t>存货核算全流程操作，熟悉单据流转与模块联动）</w:t>
             </w:r>
           </w:p>
           <w:p>
@@ -3399,84 +3385,84 @@
                 <w:bCs/>
                 <w:sz w:val="21"/>
               </w:rPr>
-              <w:t xml:space="preserve">数据工具：</w:t>
-            </w:r>
-            <w:r>
-              <w:rPr>
-                <w:rFonts w:ascii="Times New Roman" w:hAnsi="Times New Roman" w:hint="default"/>
-                <w:sz w:val="21"/>
-              </w:rPr>
-              <w:t xml:space="preserve">Excel</w:t>
-            </w:r>
-            <w:r>
-              <w:rPr>
-                <w:rFonts w:ascii="宋体" w:eastAsia="宋体" w:hAnsi="宋体" w:cs="宋体"/>
-                <w:sz w:val="21"/>
-              </w:rPr>
-              <w:t xml:space="preserve">（数据透视表、</w:t>
-            </w:r>
-            <w:r>
-              <w:rPr>
-                <w:rFonts w:ascii="Times New Roman" w:hAnsi="Times New Roman" w:hint="default"/>
-                <w:sz w:val="21"/>
-              </w:rPr>
-              <w:t xml:space="preserve">VLOOKUP</w:t>
-            </w:r>
-            <w:r>
-              <w:rPr>
-                <w:rFonts w:ascii="宋体" w:eastAsia="宋体" w:hAnsi="宋体" w:cs="宋体"/>
-                <w:sz w:val="21"/>
-              </w:rPr>
-              <w:t xml:space="preserve">、函数、台账）、</w:t>
-            </w:r>
-            <w:r>
-              <w:rPr>
-                <w:rFonts w:ascii="Times New Roman" w:hAnsi="Times New Roman" w:hint="default"/>
-                <w:sz w:val="21"/>
-              </w:rPr>
-              <w:t xml:space="preserve">Python</w:t>
-            </w:r>
-            <w:r>
-              <w:rPr>
-                <w:rFonts w:ascii="宋体" w:eastAsia="宋体" w:hAnsi="宋体" w:cs="宋体"/>
-                <w:sz w:val="21"/>
-              </w:rPr>
-              <w:t xml:space="preserve">（</w:t>
-            </w:r>
-            <w:r>
-              <w:rPr>
-                <w:rFonts w:ascii="Times New Roman" w:hAnsi="Times New Roman" w:hint="default"/>
-                <w:sz w:val="21"/>
-              </w:rPr>
-              <w:t xml:space="preserve">pandas</w:t>
-            </w:r>
-            <w:r>
-              <w:rPr>
-                <w:rFonts w:ascii="宋体" w:eastAsia="宋体" w:hAnsi="宋体" w:cs="宋体"/>
-                <w:sz w:val="21"/>
-              </w:rPr>
-              <w:t xml:space="preserve">）、</w:t>
-            </w:r>
-            <w:r>
-              <w:rPr>
-                <w:rFonts w:ascii="Times New Roman" w:hAnsi="Times New Roman" w:hint="default"/>
-                <w:sz w:val="21"/>
-              </w:rPr>
-              <w:t xml:space="preserve">R</w:t>
-            </w:r>
-            <w:r>
-              <w:rPr>
-                <w:rFonts w:ascii="宋体" w:eastAsia="宋体" w:hAnsi="宋体" w:cs="宋体"/>
-                <w:sz w:val="21"/>
-              </w:rPr>
-              <w:t xml:space="preserve">、</w:t>
-            </w:r>
-            <w:r>
-              <w:rPr>
-                <w:rFonts w:ascii="Times New Roman" w:hAnsi="Times New Roman" w:hint="default"/>
-                <w:sz w:val="21"/>
-              </w:rPr>
-              <w:t xml:space="preserve">SPSS</w:t>
+              <w:t>数据工具：</w:t>
+            </w:r>
+            <w:r>
+              <w:rPr>
+                <w:rFonts w:ascii="Times New Roman" w:hAnsi="Times New Roman" w:hint="default"/>
+                <w:sz w:val="21"/>
+              </w:rPr>
+              <w:t>Excel</w:t>
+            </w:r>
+            <w:r>
+              <w:rPr>
+                <w:rFonts w:ascii="宋体" w:eastAsia="宋体" w:hAnsi="宋体" w:cs="宋体"/>
+                <w:sz w:val="21"/>
+              </w:rPr>
+              <w:t>（数据透视表、</w:t>
+            </w:r>
+            <w:r>
+              <w:rPr>
+                <w:rFonts w:ascii="Times New Roman" w:hAnsi="Times New Roman" w:hint="default"/>
+                <w:sz w:val="21"/>
+              </w:rPr>
+              <w:t>VLOOKUP</w:t>
+            </w:r>
+            <w:r>
+              <w:rPr>
+                <w:rFonts w:ascii="宋体" w:eastAsia="宋体" w:hAnsi="宋体" w:cs="宋体"/>
+                <w:sz w:val="21"/>
+              </w:rPr>
+              <w:t>、函数、台账）、</w:t>
+            </w:r>
+            <w:r>
+              <w:rPr>
+                <w:rFonts w:ascii="Times New Roman" w:hAnsi="Times New Roman" w:hint="default"/>
+                <w:sz w:val="21"/>
+              </w:rPr>
+              <w:t>Python</w:t>
+            </w:r>
+            <w:r>
+              <w:rPr>
+                <w:rFonts w:ascii="宋体" w:eastAsia="宋体" w:hAnsi="宋体" w:cs="宋体"/>
+                <w:sz w:val="21"/>
+              </w:rPr>
+              <w:t>（</w:t>
+            </w:r>
+            <w:r>
+              <w:rPr>
+                <w:rFonts w:ascii="Times New Roman" w:hAnsi="Times New Roman" w:hint="default"/>
+                <w:sz w:val="21"/>
+              </w:rPr>
+              <w:t>pandas</w:t>
+            </w:r>
+            <w:r>
+              <w:rPr>
+                <w:rFonts w:ascii="宋体" w:eastAsia="宋体" w:hAnsi="宋体" w:cs="宋体"/>
+                <w:sz w:val="21"/>
+              </w:rPr>
+              <w:t>）、</w:t>
+            </w:r>
+            <w:r>
+              <w:rPr>
+                <w:rFonts w:ascii="Times New Roman" w:hAnsi="Times New Roman" w:hint="default"/>
+                <w:sz w:val="21"/>
+              </w:rPr>
+              <w:t>R</w:t>
+            </w:r>
+            <w:r>
+              <w:rPr>
+                <w:rFonts w:ascii="宋体" w:eastAsia="宋体" w:hAnsi="宋体" w:cs="宋体"/>
+                <w:sz w:val="21"/>
+              </w:rPr>
+              <w:t>、</w:t>
+            </w:r>
+            <w:r>
+              <w:rPr>
+                <w:rFonts w:ascii="Times New Roman" w:hAnsi="Times New Roman" w:hint="default"/>
+                <w:sz w:val="21"/>
+              </w:rPr>
+              <w:t>SPSS</w:t>
             </w:r>
           </w:p>
           <w:p>
@@ -3496,21 +3482,21 @@
                 <w:bCs/>
                 <w:sz w:val="21"/>
               </w:rPr>
-              <w:t xml:space="preserve">语言能力：</w:t>
-            </w:r>
-            <w:r>
-              <w:rPr>
-                <w:rFonts w:ascii="Times New Roman" w:hAnsi="Times New Roman" w:hint="default"/>
-                <w:sz w:val="21"/>
-              </w:rPr>
-              <w:t xml:space="preserve">CET-4</w:t>
-            </w:r>
-            <w:r>
-              <w:rPr>
-                <w:rFonts w:ascii="宋体" w:eastAsia="宋体" w:hAnsi="宋体" w:cs="宋体"/>
-                <w:sz w:val="21"/>
-              </w:rPr>
-              <w:t xml:space="preserve">，可阅读英文专业资料与基础商务沟通</w:t>
+              <w:t>语言能力：</w:t>
+            </w:r>
+            <w:r>
+              <w:rPr>
+                <w:rFonts w:ascii="Times New Roman" w:hAnsi="Times New Roman" w:hint="default"/>
+                <w:sz w:val="21"/>
+              </w:rPr>
+              <w:t>CET-4</w:t>
+            </w:r>
+            <w:r>
+              <w:rPr>
+                <w:rFonts w:ascii="宋体" w:eastAsia="宋体" w:hAnsi="宋体" w:cs="宋体"/>
+                <w:sz w:val="21"/>
+              </w:rPr>
+              <w:t>，可阅读英文专业资料与基础商务沟通</w:t>
             </w:r>
           </w:p>
           <w:p>
@@ -3530,14 +3516,14 @@
                 <w:bCs/>
                 <w:sz w:val="21"/>
               </w:rPr>
-              <w:t xml:space="preserve">通用能力：</w:t>
-            </w:r>
-            <w:r>
-              <w:rPr>
-                <w:rFonts w:ascii="宋体" w:eastAsia="宋体" w:hAnsi="宋体" w:cs="宋体"/>
-                <w:sz w:val="21"/>
-              </w:rPr>
-              <w:t xml:space="preserve">项目主导、跨部门沟通协作、流程梳理与标准化、文档与台账管理</w:t>
+              <w:t>通用能力：</w:t>
+            </w:r>
+            <w:r>
+              <w:rPr>
+                <w:rFonts w:ascii="宋体" w:eastAsia="宋体" w:hAnsi="宋体" w:cs="宋体"/>
+                <w:sz w:val="21"/>
+              </w:rPr>
+              <w:t>项目主导、跨部门沟通协作、流程梳理与标准化、文档与台账管理</w:t>
             </w:r>
           </w:p>
         </w:tc>
@@ -3546,6 +3532,7 @@
     <w:p>
       <w:pPr>
         <w:rPr>
+          <w:rFonts w:hint="default"/>
           <w:vanish/>
           <w:sz w:val="21"/>
         </w:rPr>
@@ -5158,15 +5145,6 @@
   </w:num>
   <w:num w:numId="13" w16cid:durableId="2011832182">
     <w:abstractNumId w:val="5"/>
-    <w:lvlOverride w:ilvl="0"/>
-    <w:lvlOverride w:ilvl="1"/>
-    <w:lvlOverride w:ilvl="2"/>
-    <w:lvlOverride w:ilvl="3"/>
-    <w:lvlOverride w:ilvl="4"/>
-    <w:lvlOverride w:ilvl="5"/>
-    <w:lvlOverride w:ilvl="6"/>
-    <w:lvlOverride w:ilvl="7"/>
-    <w:lvlOverride w:ilvl="8"/>
   </w:num>
 </w:numbering>
 </file>
@@ -5337,7 +5315,6 @@
     <w:lsdException w:name="Table Web 2" w:semiHidden="1" w:unhideWhenUsed="1"/>
     <w:lsdException w:name="Table Web 3" w:semiHidden="1" w:unhideWhenUsed="1"/>
     <w:lsdException w:name="Balloon Text" w:semiHidden="1" w:unhideWhenUsed="1"/>
-    <w:lsdException w:name="Table Grid" w:semiHidden="1" w:unhideWhenUsed="1"/>
     <w:lsdException w:name="Table Theme" w:semiHidden="1" w:unhideWhenUsed="1"/>
     <w:lsdException w:name="Placeholder Text" w:semiHidden="1" w:uiPriority="99" w:unhideWhenUsed="1"/>
     <w:lsdException w:name="No Spacing" w:uiPriority="99" w:qFormat="1"/>
@@ -5629,14 +5606,17 @@
   </w:style>
   <w:style w:type="character" w:default="1" w:styleId="a0">
     <w:name w:val="Default Paragraph Font"/>
-    <w:uiPriority w:val="99"/>
+    <w:uiPriority w:val="1"/>
+    <w:semiHidden/>
     <w:unhideWhenUsed/>
   </w:style>
   <w:style w:type="table" w:default="1" w:styleId="a1">
     <w:name w:val="Normal Table"/>
     <w:uiPriority w:val="99"/>
+    <w:semiHidden/>
     <w:unhideWhenUsed/>
     <w:tblPr>
+      <w:tblInd w:w="0" w:type="dxa"/>
       <w:tblCellMar>
         <w:top w:w="0" w:type="dxa"/>
         <w:left w:w="108" w:type="dxa"/>

--- a/docs/files/f3_文雪_半亩花田_供应链管培生（2027届校招-J10971）.docx
+++ b/docs/files/f3_文雪_半亩花田_供应链管培生（2027届校招-J10971）.docx
@@ -119,7 +119,7 @@
                   <v:path o:extrusionok="f" gradientshapeok="t" o:connecttype="rect"/>
                   <o:lock v:ext="edit" aspectratio="t"/>
                 </v:shapetype>
-                <v:shape id="_x0000_s2052" type="#_x0000_t75" style="position:absolute;left:0;text-align:left;margin-left:-3.1pt;margin-top:-3.1pt;width:58.05pt;height:81.95pt;z-index:1;mso-position-horizontal-relative:text;mso-position-vertical-relative:text">
+                <v:shape id="_x0000_s2052" type="#_x0000_t75" style="position:absolute;left:0;text-align:left;margin-left:-3.1pt;margin-top:-3.1pt;width:58.05pt;height:81.95pt;z-index:251657728;mso-position-horizontal-relative:text;mso-position-vertical-relative:text">
                   <v:imagedata r:id="rId7" o:title="微信图片_20260311210753_173_4"/>
                 </v:shape>
               </w:pict>
@@ -896,108 +896,6 @@
         <w:gridCol w:w="702"/>
         <w:gridCol w:w="10055"/>
       </w:tblGrid>
-      <w:tr>
-        <w:trPr>
-          <w:jc w:val="center"/>
-        </w:trPr>
-        <w:tc>
-          <w:tcPr>
-            <w:tcW w:w="702" w:type="dxa"/>
-            <w:tcBorders>
-              <w:top w:val="nil"/>
-              <w:left w:val="nil"/>
-              <w:bottom w:val="nil"/>
-              <w:right w:val="nil"/>
-            </w:tcBorders>
-            <w:tcMar>
-              <w:top w:w="0" w:type="dxa"/>
-              <w:left w:w="113" w:type="dxa"/>
-              <w:bottom w:w="0" w:type="dxa"/>
-              <w:right w:w="85" w:type="dxa"/>
-            </w:tcMar>
-            <w:vAlign w:val="center"/>
-          </w:tcPr>
-          <w:p>
-            <w:pPr>
-              <w:spacing w:line="210" w:lineRule="atLeast"/>
-              <w:rPr>
-                <w:rFonts w:hint="default"/>
-                <w:sz w:val="21"/>
-              </w:rPr>
-            </w:pPr>
-          </w:p>
-        </w:tc>
-        <w:tc>
-          <w:tcPr>
-            <w:tcW w:w="10055" w:type="dxa"/>
-            <w:tcBorders>
-              <w:top w:val="nil"/>
-              <w:left w:val="nil"/>
-              <w:bottom w:val="nil"/>
-              <w:right w:val="nil"/>
-            </w:tcBorders>
-            <w:tcMar>
-              <w:top w:w="0" w:type="dxa"/>
-              <w:left w:w="85" w:type="dxa"/>
-              <w:bottom w:w="0" w:type="dxa"/>
-              <w:right w:w="85" w:type="dxa"/>
-            </w:tcMar>
-            <w:vAlign w:val="center"/>
-          </w:tcPr>
-          <w:p>
-            <w:pPr>
-              <w:numPr>
-                <w:ilvl w:val="0"/>
-                <w:numId w:val="2"/>
-              </w:numPr>
-              <w:spacing w:line="315" w:lineRule="atLeast"/>
-              <w:rPr>
-                <w:rFonts w:ascii="Times New Roman" w:hAnsi="Times New Roman" w:hint="default"/>
-                <w:sz w:val="21"/>
-              </w:rPr>
-            </w:pPr>
-            <w:r>
-              <w:rPr>
-                <w:rFonts w:ascii="Times New Roman" w:hAnsi="Times New Roman" w:hint="default"/>
-                <w:b/>
-                <w:bCs/>
-                <w:sz w:val="21"/>
-              </w:rPr>
-              <w:t>GPA</w:t>
-            </w:r>
-            <w:r>
-              <w:rPr>
-                <w:rFonts w:ascii="宋体" w:eastAsia="宋体" w:hAnsi="宋体" w:cs="宋体"/>
-                <w:b/>
-                <w:bCs/>
-                <w:sz w:val="21"/>
-              </w:rPr>
-              <w:t>：</w:t>
-            </w:r>
-            <w:r>
-              <w:rPr>
-                <w:rFonts w:ascii="Times New Roman" w:hAnsi="Times New Roman" w:hint="default"/>
-                <w:sz w:val="21"/>
-              </w:rPr>
-              <w:t>81.</w:t>
-            </w:r>
-            <w:r>
-              <w:rPr>
-                <w:rFonts w:ascii="Times New Roman" w:eastAsia="等线" w:hAnsi="Times New Roman"/>
-                <w:sz w:val="21"/>
-              </w:rPr>
-              <w:t>87</w:t>
-            </w:r>
-            <w:r>
-              <w:rPr>
-                <w:rFonts w:ascii="Times New Roman" w:hAnsi="Times New Roman" w:hint="default"/>
-                <w:sz w:val="21"/>
-              </w:rPr>
-              <w:t>/100</w:t>
-            </w:r>
-          </w:p>
-        </w:tc>
-      </w:tr>
       <w:tr>
         <w:trPr>
           <w:jc w:val="center"/>

--- a/docs/files/f3_文雪_半亩花田_供应链管培生（2027届校招-J10971）.docx
+++ b/docs/files/f3_文雪_半亩花田_供应链管培生（2027届校招-J10971）.docx
@@ -119,7 +119,7 @@
                   <v:path o:extrusionok="f" gradientshapeok="t" o:connecttype="rect"/>
                   <o:lock v:ext="edit" aspectratio="t"/>
                 </v:shapetype>
-                <v:shape id="_x0000_s2052" type="#_x0000_t75" style="position:absolute;left:0;text-align:left;margin-left:-3.1pt;margin-top:-3.1pt;width:58.05pt;height:81.95pt;z-index:251657728;mso-position-horizontal-relative:text;mso-position-vertical-relative:text">
+                <v:shape id="_x0000_s2052" type="#_x0000_t75" style="position:absolute;left:0;text-align:left;margin-left:-3.1pt;margin-top:-3.1pt;width:58.05pt;height:81.95pt;z-index:1;mso-position-horizontal-relative:text;mso-position-vertical-relative:text">
                   <v:imagedata r:id="rId7" o:title="微信图片_20260311210753_173_4"/>
                 </v:shape>
               </w:pict>
